--- a/申报书/计算机设计大赛/01 软件应用与开发作品提交要求/2-作品信息概要表（必填模板）（2026年版）.docx
+++ b/申报书/计算机设计大赛/01 软件应用与开发作品提交要求/2-作品信息概要表（必填模板）（2026年版）.docx
@@ -162,20 +162,16 @@
         <w:gridCol w:w="683"/>
         <w:gridCol w:w="468"/>
         <w:gridCol w:w="547"/>
-        <w:gridCol w:w="465"/>
-        <w:gridCol w:w="254"/>
-        <w:gridCol w:w="597"/>
-        <w:gridCol w:w="573"/>
-        <w:gridCol w:w="237"/>
-        <w:gridCol w:w="26"/>
-        <w:gridCol w:w="760"/>
-        <w:gridCol w:w="369"/>
-        <w:gridCol w:w="380"/>
-        <w:gridCol w:w="749"/>
-        <w:gridCol w:w="130"/>
-        <w:gridCol w:w="619"/>
-        <w:gridCol w:w="749"/>
-        <w:gridCol w:w="753"/>
+        <w:gridCol w:w="719"/>
+        <w:gridCol w:w="175"/>
+        <w:gridCol w:w="995"/>
+        <w:gridCol w:w="263"/>
+        <w:gridCol w:w="183"/>
+        <w:gridCol w:w="946"/>
+        <w:gridCol w:w="495"/>
+        <w:gridCol w:w="764"/>
+        <w:gridCol w:w="677"/>
+        <w:gridCol w:w="1444"/>
       </w:tblGrid>
       <w:tr>
         <w:tblPrEx>
@@ -199,7 +195,7 @@
         </w:trPr>
         <w:tc>
           <w:tcPr>
-            <w:tcW w:w="1177" w:type="dxa"/>
+            <w:tcW w:w="1151" w:type="dxa"/>
             <w:gridSpan w:val="2"/>
             <w:vAlign w:val="center"/>
           </w:tcPr>
@@ -231,8 +227,8 @@
         </w:tc>
         <w:tc>
           <w:tcPr>
-            <w:tcW w:w="1185" w:type="dxa"/>
-            <w:gridSpan w:val="3"/>
+            <w:tcW w:w="1266" w:type="dxa"/>
+            <w:gridSpan w:val="2"/>
             <w:vAlign w:val="center"/>
           </w:tcPr>
           <w:p>
@@ -263,7 +259,7 @@
         </w:tc>
         <w:tc>
           <w:tcPr>
-            <w:tcW w:w="1185" w:type="dxa"/>
+            <w:tcW w:w="1170" w:type="dxa"/>
             <w:gridSpan w:val="2"/>
             <w:vAlign w:val="center"/>
           </w:tcPr>
@@ -295,8 +291,8 @@
         </w:tc>
         <w:tc>
           <w:tcPr>
-            <w:tcW w:w="4812" w:type="dxa"/>
-            <w:gridSpan w:val="10"/>
+            <w:tcW w:w="4772" w:type="dxa"/>
+            <w:gridSpan w:val="7"/>
             <w:vAlign w:val="center"/>
           </w:tcPr>
           <w:p>
@@ -348,7 +344,7 @@
         </w:trPr>
         <w:tc>
           <w:tcPr>
-            <w:tcW w:w="1177" w:type="dxa"/>
+            <w:tcW w:w="1151" w:type="dxa"/>
             <w:gridSpan w:val="2"/>
             <w:vAlign w:val="center"/>
           </w:tcPr>
@@ -380,8 +376,8 @@
         </w:tc>
         <w:tc>
           <w:tcPr>
-            <w:tcW w:w="2370" w:type="dxa"/>
-            <w:gridSpan w:val="5"/>
+            <w:tcW w:w="2436" w:type="dxa"/>
+            <w:gridSpan w:val="4"/>
             <w:vAlign w:val="center"/>
           </w:tcPr>
           <w:p>
@@ -412,40 +408,40 @@
         </w:tc>
         <w:tc>
           <w:tcPr>
-            <w:tcW w:w="1402" w:type="dxa"/>
+            <w:tcW w:w="1392" w:type="dxa"/>
+            <w:gridSpan w:val="3"/>
+            <w:vAlign w:val="center"/>
+          </w:tcPr>
+          <w:p>
+            <w:pPr>
+              <w:rPr>
+                <w:rFonts w:hint="eastAsia" w:ascii="仿宋" w:hAnsi="仿宋" w:eastAsia="仿宋"/>
+                <w:color w:val="000000" w:themeColor="text1"/>
+                <w14:textFill>
+                  <w14:solidFill>
+                    <w14:schemeClr w14:val="tx1"/>
+                  </w14:solidFill>
+                </w14:textFill>
+              </w:rPr>
+            </w:pPr>
+            <w:r>
+              <w:rPr>
+                <w:rFonts w:hint="eastAsia" w:ascii="仿宋" w:hAnsi="仿宋" w:eastAsia="仿宋"/>
+                <w:color w:val="000000" w:themeColor="text1"/>
+                <w14:textFill>
+                  <w14:solidFill>
+                    <w14:schemeClr w14:val="tx1"/>
+                  </w14:solidFill>
+                </w14:textFill>
+              </w:rPr>
+              <w:t>作品小类</w:t>
+            </w:r>
+          </w:p>
+        </w:tc>
+        <w:tc>
+          <w:tcPr>
+            <w:tcW w:w="3380" w:type="dxa"/>
             <w:gridSpan w:val="4"/>
-            <w:vAlign w:val="center"/>
-          </w:tcPr>
-          <w:p>
-            <w:pPr>
-              <w:rPr>
-                <w:rFonts w:hint="eastAsia" w:ascii="仿宋" w:hAnsi="仿宋" w:eastAsia="仿宋"/>
-                <w:color w:val="000000" w:themeColor="text1"/>
-                <w14:textFill>
-                  <w14:solidFill>
-                    <w14:schemeClr w14:val="tx1"/>
-                  </w14:solidFill>
-                </w14:textFill>
-              </w:rPr>
-            </w:pPr>
-            <w:r>
-              <w:rPr>
-                <w:rFonts w:hint="eastAsia" w:ascii="仿宋" w:hAnsi="仿宋" w:eastAsia="仿宋"/>
-                <w:color w:val="000000" w:themeColor="text1"/>
-                <w14:textFill>
-                  <w14:solidFill>
-                    <w14:schemeClr w14:val="tx1"/>
-                  </w14:solidFill>
-                </w14:textFill>
-              </w:rPr>
-              <w:t>作品小类</w:t>
-            </w:r>
-          </w:p>
-        </w:tc>
-        <w:tc>
-          <w:tcPr>
-            <w:tcW w:w="3410" w:type="dxa"/>
-            <w:gridSpan w:val="6"/>
             <w:vAlign w:val="center"/>
           </w:tcPr>
           <w:p>
@@ -498,7 +494,7 @@
         <w:tc>
           <w:tcPr>
             <w:tcW w:w="8359" w:type="dxa"/>
-            <w:gridSpan w:val="17"/>
+            <w:gridSpan w:val="13"/>
           </w:tcPr>
           <w:p>
             <w:pPr>
@@ -585,45 +581,18 @@
                 </w14:textFill>
               </w:rPr>
             </w:pPr>
-          </w:p>
-          <w:p>
-            <w:pPr>
-              <w:rPr>
-                <w:rFonts w:hint="eastAsia" w:ascii="仿宋" w:hAnsi="仿宋" w:eastAsia="仿宋"/>
-                <w:color w:val="000000" w:themeColor="text1"/>
-                <w14:textFill>
-                  <w14:solidFill>
-                    <w14:schemeClr w14:val="tx1"/>
-                  </w14:solidFill>
-                </w14:textFill>
-              </w:rPr>
-            </w:pPr>
-          </w:p>
-          <w:p>
-            <w:pPr>
-              <w:rPr>
-                <w:rFonts w:hint="eastAsia" w:ascii="仿宋" w:hAnsi="仿宋" w:eastAsia="仿宋"/>
-                <w:color w:val="000000" w:themeColor="text1"/>
-                <w14:textFill>
-                  <w14:solidFill>
-                    <w14:schemeClr w14:val="tx1"/>
-                  </w14:solidFill>
-                </w14:textFill>
-              </w:rPr>
-            </w:pPr>
-          </w:p>
-          <w:p>
-            <w:pPr>
-              <w:rPr>
-                <w:rFonts w:hint="eastAsia" w:ascii="仿宋" w:hAnsi="仿宋" w:eastAsia="仿宋"/>
-                <w:color w:val="000000" w:themeColor="text1"/>
-                <w14:textFill>
-                  <w14:solidFill>
-                    <w14:schemeClr w14:val="tx1"/>
-                  </w14:solidFill>
-                </w14:textFill>
-              </w:rPr>
-            </w:pPr>
+            <w:r>
+              <w:rPr>
+                <w:rFonts w:hint="eastAsia" w:ascii="仿宋" w:hAnsi="仿宋" w:eastAsia="仿宋"/>
+                <w:color w:val="000000" w:themeColor="text1"/>
+                <w14:textFill>
+                  <w14:solidFill>
+                    <w14:schemeClr w14:val="tx1"/>
+                  </w14:solidFill>
+                </w14:textFill>
+              </w:rPr>
+              <w:t>智码启行（ZCWL）编程学习平台是一款AI驱动的一站式编程学习实践平台。以"汇聚智能，一站赋能"为核心理念，深度融合Qwen智能体与MCP协议，通过RAG技术实现智能文档问答，支持GitHub项目导入分析，提供前端项目和控制台代码的完整生成与在线运行，构建"知识学习-项目分析-代码实践-成果反馈"的全链路学习闭环。</w:t>
+            </w:r>
           </w:p>
           <w:p>
             <w:pPr>
@@ -663,7 +632,7 @@
         <w:tc>
           <w:tcPr>
             <w:tcW w:w="8359" w:type="dxa"/>
-            <w:gridSpan w:val="17"/>
+            <w:gridSpan w:val="13"/>
           </w:tcPr>
           <w:p>
             <w:pPr>
@@ -726,45 +695,134 @@
                 </w14:textFill>
               </w:rPr>
             </w:pPr>
-          </w:p>
-          <w:p>
-            <w:pPr>
-              <w:rPr>
-                <w:rFonts w:hint="eastAsia" w:ascii="仿宋" w:hAnsi="仿宋" w:eastAsia="仿宋"/>
-                <w:color w:val="000000" w:themeColor="text1"/>
-                <w14:textFill>
-                  <w14:solidFill>
-                    <w14:schemeClr w14:val="tx1"/>
-                  </w14:solidFill>
-                </w14:textFill>
-              </w:rPr>
-            </w:pPr>
-          </w:p>
-          <w:p>
-            <w:pPr>
-              <w:rPr>
-                <w:rFonts w:hint="eastAsia" w:ascii="仿宋" w:hAnsi="仿宋" w:eastAsia="仿宋"/>
-                <w:color w:val="000000" w:themeColor="text1"/>
-                <w14:textFill>
-                  <w14:solidFill>
-                    <w14:schemeClr w14:val="tx1"/>
-                  </w14:solidFill>
-                </w14:textFill>
-              </w:rPr>
-            </w:pPr>
-          </w:p>
-          <w:p>
-            <w:pPr>
-              <w:rPr>
-                <w:rFonts w:hint="eastAsia" w:ascii="仿宋" w:hAnsi="仿宋" w:eastAsia="仿宋"/>
-                <w:color w:val="000000" w:themeColor="text1"/>
-                <w14:textFill>
-                  <w14:solidFill>
-                    <w14:schemeClr w14:val="tx1"/>
-                  </w14:solidFill>
-                </w14:textFill>
-              </w:rPr>
-            </w:pPr>
+            <w:r>
+              <w:rPr>
+                <w:rFonts w:hint="eastAsia" w:ascii="仿宋" w:hAnsi="仿宋" w:eastAsia="仿宋"/>
+                <w:color w:val="000000" w:themeColor="text1"/>
+                <w14:textFill>
+                  <w14:solidFill>
+                    <w14:schemeClr w14:val="tx1"/>
+                  </w14:solidFill>
+                </w14:textFill>
+              </w:rPr>
+              <w:t>本项目实现四大创新突破：</w:t>
+            </w:r>
+          </w:p>
+          <w:p>
+            <w:pPr>
+              <w:numPr>
+                <w:ilvl w:val="0"/>
+                <w:numId w:val="2"/>
+              </w:numPr>
+              <w:rPr>
+                <w:rFonts w:hint="eastAsia" w:ascii="仿宋" w:hAnsi="仿宋" w:eastAsia="仿宋"/>
+                <w:color w:val="000000" w:themeColor="text1"/>
+                <w14:textFill>
+                  <w14:solidFill>
+                    <w14:schemeClr w14:val="tx1"/>
+                  </w14:solidFill>
+                </w14:textFill>
+              </w:rPr>
+            </w:pPr>
+            <w:r>
+              <w:rPr>
+                <w:rFonts w:hint="eastAsia" w:ascii="仿宋" w:hAnsi="仿宋" w:eastAsia="仿宋"/>
+                <w:color w:val="000000" w:themeColor="text1"/>
+                <w14:textFill>
+                  <w14:solidFill>
+                    <w14:schemeClr w14:val="tx1"/>
+                  </w14:solidFill>
+                </w14:textFill>
+              </w:rPr>
+              <w:t>Qwen智能体打造"智能导师"角色，实现AI与教育的深度融合；</w:t>
+            </w:r>
+          </w:p>
+          <w:p>
+            <w:pPr>
+              <w:numPr>
+                <w:ilvl w:val="0"/>
+                <w:numId w:val="2"/>
+              </w:numPr>
+              <w:rPr>
+                <w:rFonts w:hint="eastAsia" w:ascii="仿宋" w:hAnsi="仿宋" w:eastAsia="仿宋"/>
+                <w:color w:val="000000" w:themeColor="text1"/>
+                <w14:textFill>
+                  <w14:solidFill>
+                    <w14:schemeClr w14:val="tx1"/>
+                  </w14:solidFill>
+                </w14:textFill>
+              </w:rPr>
+            </w:pPr>
+            <w:r>
+              <w:rPr>
+                <w:rFonts w:hint="eastAsia" w:ascii="仿宋" w:hAnsi="仿宋" w:eastAsia="仿宋"/>
+                <w:color w:val="000000" w:themeColor="text1"/>
+                <w14:textFill>
+                  <w14:solidFill>
+                    <w14:schemeClr w14:val="tx1"/>
+                  </w14:solidFill>
+                </w14:textFill>
+              </w:rPr>
+              <w:t>直接对接GitHub/Gitee真实项目库，以工业级代码驱动学习；</w:t>
+            </w:r>
+          </w:p>
+          <w:p>
+            <w:pPr>
+              <w:numPr>
+                <w:ilvl w:val="0"/>
+                <w:numId w:val="2"/>
+              </w:numPr>
+              <w:rPr>
+                <w:rFonts w:hint="eastAsia" w:ascii="仿宋" w:hAnsi="仿宋" w:eastAsia="仿宋"/>
+                <w:color w:val="000000" w:themeColor="text1"/>
+                <w14:textFill>
+                  <w14:solidFill>
+                    <w14:schemeClr w14:val="tx1"/>
+                  </w14:solidFill>
+                </w14:textFill>
+              </w:rPr>
+            </w:pPr>
+            <w:r>
+              <w:rPr>
+                <w:rFonts w:hint="eastAsia" w:ascii="仿宋" w:hAnsi="仿宋" w:eastAsia="仿宋"/>
+                <w:color w:val="000000" w:themeColor="text1"/>
+                <w14:textFill>
+                  <w14:solidFill>
+                    <w14:schemeClr w14:val="tx1"/>
+                  </w14:solidFill>
+                </w14:textFill>
+              </w:rPr>
+              <w:t>生成完整架构、多文件组织的可运行项目，突破代码片段局限；</w:t>
+            </w:r>
+          </w:p>
+          <w:p>
+            <w:pPr>
+              <w:numPr>
+                <w:ilvl w:val="0"/>
+                <w:numId w:val="2"/>
+              </w:numPr>
+              <w:rPr>
+                <w:rFonts w:hint="eastAsia" w:ascii="仿宋" w:hAnsi="仿宋" w:eastAsia="仿宋"/>
+                <w:color w:val="000000" w:themeColor="text1"/>
+                <w14:textFill>
+                  <w14:solidFill>
+                    <w14:schemeClr w14:val="tx1"/>
+                  </w14:solidFill>
+                </w14:textFill>
+              </w:rPr>
+            </w:pPr>
+            <w:r>
+              <w:rPr>
+                <w:rFonts w:hint="eastAsia" w:ascii="仿宋" w:hAnsi="仿宋" w:eastAsia="仿宋"/>
+                <w:color w:val="000000" w:themeColor="text1"/>
+                <w14:textFill>
+                  <w14:solidFill>
+                    <w14:schemeClr w14:val="tx1"/>
+                  </w14:solidFill>
+                </w14:textFill>
+              </w:rPr>
+              <w:t>构建"知识学习-项目分析-代码实践-成果反馈"完整闭环，有效解决"学用分离"痛点。</w:t>
+            </w:r>
           </w:p>
           <w:p>
             <w:pPr>
@@ -804,7 +862,7 @@
         <w:tc>
           <w:tcPr>
             <w:tcW w:w="8359" w:type="dxa"/>
-            <w:gridSpan w:val="17"/>
+            <w:gridSpan w:val="13"/>
           </w:tcPr>
           <w:p>
             <w:pPr>
@@ -1260,7 +1318,7 @@
         <w:tc>
           <w:tcPr>
             <w:tcW w:w="8359" w:type="dxa"/>
-            <w:gridSpan w:val="17"/>
+            <w:gridSpan w:val="13"/>
             <w:vAlign w:val="center"/>
           </w:tcPr>
           <w:p>
@@ -1568,7 +1626,7 @@
         </w:trPr>
         <w:tc>
           <w:tcPr>
-            <w:tcW w:w="1177" w:type="dxa"/>
+            <w:tcW w:w="1151" w:type="dxa"/>
             <w:gridSpan w:val="2"/>
             <w:vAlign w:val="center"/>
           </w:tcPr>
@@ -1619,8 +1677,8 @@
         </w:tc>
         <w:tc>
           <w:tcPr>
-            <w:tcW w:w="947" w:type="dxa"/>
-            <w:gridSpan w:val="2"/>
+            <w:tcW w:w="1441" w:type="dxa"/>
+            <w:gridSpan w:val="3"/>
             <w:vAlign w:val="center"/>
           </w:tcPr>
           <w:p>
@@ -1631,185 +1689,15 @@
                 <w:color w:val="000000" w:themeColor="text1"/>
                 <w:sz w:val="18"/>
                 <w:szCs w:val="18"/>
-                <w14:textFill>
-                  <w14:solidFill>
-                    <w14:schemeClr w14:val="tx1"/>
-                  </w14:solidFill>
-                </w14:textFill>
-              </w:rPr>
-            </w:pPr>
-            <w:r>
-              <w:rPr>
-                <w:rFonts w:hint="eastAsia" w:ascii="仿宋" w:hAnsi="仿宋" w:eastAsia="仿宋"/>
-                <w:color w:val="000000" w:themeColor="text1"/>
-                <w:sz w:val="18"/>
-                <w:szCs w:val="18"/>
-                <w14:textFill>
-                  <w14:solidFill>
-                    <w14:schemeClr w14:val="tx1"/>
-                  </w14:solidFill>
-                </w14:textFill>
-              </w:rPr>
-              <w:t>姓名1</w:t>
-            </w:r>
-          </w:p>
-        </w:tc>
-        <w:tc>
-          <w:tcPr>
-            <w:tcW w:w="845" w:type="dxa"/>
-            <w:gridSpan w:val="2"/>
-            <w:vAlign w:val="center"/>
-          </w:tcPr>
-          <w:p>
-            <w:pPr>
-              <w:jc w:val="center"/>
-              <w:rPr>
-                <w:rFonts w:hint="eastAsia" w:ascii="仿宋" w:hAnsi="仿宋" w:eastAsia="仿宋"/>
-                <w:color w:val="000000" w:themeColor="text1"/>
-                <w:sz w:val="18"/>
-                <w:szCs w:val="18"/>
-                <w14:textFill>
-                  <w14:solidFill>
-                    <w14:schemeClr w14:val="tx1"/>
-                  </w14:solidFill>
-                </w14:textFill>
-              </w:rPr>
-            </w:pPr>
-            <w:r>
-              <w:rPr>
-                <w:rFonts w:hint="eastAsia" w:ascii="仿宋" w:hAnsi="仿宋" w:eastAsia="仿宋"/>
-                <w:color w:val="000000" w:themeColor="text1"/>
-                <w:sz w:val="18"/>
-                <w:szCs w:val="18"/>
-                <w14:textFill>
-                  <w14:solidFill>
-                    <w14:schemeClr w14:val="tx1"/>
-                  </w14:solidFill>
-                </w14:textFill>
-              </w:rPr>
-              <w:t>姓名2</w:t>
-            </w:r>
-          </w:p>
-        </w:tc>
-        <w:tc>
-          <w:tcPr>
-            <w:tcW w:w="818" w:type="dxa"/>
-            <w:gridSpan w:val="2"/>
-            <w:vAlign w:val="center"/>
-          </w:tcPr>
-          <w:p>
-            <w:pPr>
-              <w:jc w:val="center"/>
-              <w:rPr>
-                <w:rFonts w:hint="eastAsia" w:ascii="仿宋" w:hAnsi="仿宋" w:eastAsia="仿宋"/>
-                <w:color w:val="000000" w:themeColor="text1"/>
-                <w:sz w:val="18"/>
-                <w:szCs w:val="18"/>
-                <w14:textFill>
-                  <w14:solidFill>
-                    <w14:schemeClr w14:val="tx1"/>
-                  </w14:solidFill>
-                </w14:textFill>
-              </w:rPr>
-            </w:pPr>
-            <w:r>
-              <w:rPr>
-                <w:rFonts w:hint="eastAsia" w:ascii="仿宋" w:hAnsi="仿宋" w:eastAsia="仿宋"/>
-                <w:color w:val="000000" w:themeColor="text1"/>
-                <w:sz w:val="18"/>
-                <w:szCs w:val="18"/>
-                <w14:textFill>
-                  <w14:solidFill>
-                    <w14:schemeClr w14:val="tx1"/>
-                  </w14:solidFill>
-                </w14:textFill>
-              </w:rPr>
-              <w:t>姓名3</w:t>
-            </w:r>
-          </w:p>
-        </w:tc>
-        <w:tc>
-          <w:tcPr>
-            <w:tcW w:w="793" w:type="dxa"/>
-            <w:gridSpan w:val="2"/>
-            <w:vAlign w:val="center"/>
-          </w:tcPr>
-          <w:p>
-            <w:pPr>
-              <w:jc w:val="center"/>
-              <w:rPr>
-                <w:rFonts w:hint="eastAsia" w:ascii="仿宋" w:hAnsi="仿宋" w:eastAsia="仿宋"/>
-                <w:color w:val="000000" w:themeColor="text1"/>
-                <w:sz w:val="18"/>
-                <w:szCs w:val="18"/>
-                <w14:textFill>
-                  <w14:solidFill>
-                    <w14:schemeClr w14:val="tx1"/>
-                  </w14:solidFill>
-                </w14:textFill>
-              </w:rPr>
-            </w:pPr>
-            <w:r>
-              <w:rPr>
-                <w:rFonts w:hint="eastAsia" w:ascii="仿宋" w:hAnsi="仿宋" w:eastAsia="仿宋"/>
-                <w:color w:val="000000" w:themeColor="text1"/>
-                <w:sz w:val="18"/>
-                <w:szCs w:val="18"/>
-                <w14:textFill>
-                  <w14:solidFill>
-                    <w14:schemeClr w14:val="tx1"/>
-                  </w14:solidFill>
-                </w14:textFill>
-              </w:rPr>
-              <w:t>姓名4</w:t>
-            </w:r>
-          </w:p>
-        </w:tc>
-        <w:tc>
-          <w:tcPr>
-            <w:tcW w:w="755" w:type="dxa"/>
-            <w:gridSpan w:val="2"/>
-            <w:vAlign w:val="center"/>
-          </w:tcPr>
-          <w:p>
-            <w:pPr>
-              <w:jc w:val="center"/>
-              <w:rPr>
-                <w:rFonts w:hint="eastAsia" w:ascii="仿宋" w:hAnsi="仿宋" w:eastAsia="仿宋"/>
-                <w:color w:val="000000" w:themeColor="text1"/>
-                <w:sz w:val="18"/>
-                <w:szCs w:val="18"/>
-                <w14:textFill>
-                  <w14:solidFill>
-                    <w14:schemeClr w14:val="tx1"/>
-                  </w14:solidFill>
-                </w14:textFill>
-              </w:rPr>
-            </w:pPr>
-            <w:r>
-              <w:rPr>
-                <w:rFonts w:hint="eastAsia" w:ascii="仿宋" w:hAnsi="仿宋" w:eastAsia="仿宋"/>
-                <w:color w:val="000000" w:themeColor="text1"/>
-                <w:sz w:val="18"/>
-                <w:szCs w:val="18"/>
-                <w14:textFill>
-                  <w14:solidFill>
-                    <w14:schemeClr w14:val="tx1"/>
-                  </w14:solidFill>
-                </w14:textFill>
-              </w:rPr>
-              <w:t>姓名5</w:t>
-            </w:r>
-          </w:p>
-        </w:tc>
-        <w:tc>
-          <w:tcPr>
-            <w:tcW w:w="755" w:type="dxa"/>
-            <w:vAlign w:val="center"/>
-          </w:tcPr>
-          <w:p>
-            <w:pPr>
-              <w:jc w:val="center"/>
+                <w:lang w:eastAsia="zh-CN"/>
+                <w14:textFill>
+                  <w14:solidFill>
+                    <w14:schemeClr w14:val="tx1"/>
+                  </w14:solidFill>
+                </w14:textFill>
+              </w:rPr>
+            </w:pPr>
+            <w:r>
               <w:rPr>
                 <w:rFonts w:hint="eastAsia" w:ascii="仿宋" w:hAnsi="仿宋" w:eastAsia="仿宋"/>
                 <w:color w:val="000000" w:themeColor="text1"/>
@@ -1822,24 +1710,21 @@
                   </w14:solidFill>
                 </w14:textFill>
               </w:rPr>
-            </w:pPr>
-            <w:r>
-              <w:rPr>
-                <w:rFonts w:hint="eastAsia" w:ascii="仿宋" w:hAnsi="仿宋" w:eastAsia="仿宋"/>
-                <w:color w:val="000000" w:themeColor="text1"/>
-                <w:sz w:val="18"/>
-                <w:szCs w:val="18"/>
-                <w14:textFill>
-                  <w14:solidFill>
-                    <w14:schemeClr w14:val="tx1"/>
-                  </w14:solidFill>
-                </w14:textFill>
-              </w:rPr>
-              <w:t>姓名</w:t>
-            </w:r>
-            <w:r>
-              <w:rPr>
-                <w:rFonts w:hint="eastAsia" w:ascii="仿宋" w:hAnsi="仿宋" w:eastAsia="仿宋"/>
+              <w:t>梁志洋</w:t>
+            </w:r>
+          </w:p>
+        </w:tc>
+        <w:tc>
+          <w:tcPr>
+            <w:tcW w:w="1441" w:type="dxa"/>
+            <w:gridSpan w:val="3"/>
+            <w:vAlign w:val="center"/>
+          </w:tcPr>
+          <w:p>
+            <w:pPr>
+              <w:jc w:val="center"/>
+              <w:rPr>
+                <w:rFonts w:hint="default" w:ascii="仿宋" w:hAnsi="仿宋" w:eastAsia="仿宋"/>
                 <w:color w:val="000000" w:themeColor="text1"/>
                 <w:sz w:val="18"/>
                 <w:szCs w:val="18"/>
@@ -1850,46 +1735,7 @@
                   </w14:solidFill>
                 </w14:textFill>
               </w:rPr>
-              <w:t>6</w:t>
-            </w:r>
-          </w:p>
-        </w:tc>
-        <w:tc>
-          <w:tcPr>
-            <w:tcW w:w="755" w:type="dxa"/>
-            <w:gridSpan w:val="2"/>
-            <w:vAlign w:val="center"/>
-          </w:tcPr>
-          <w:p>
-            <w:pPr>
-              <w:jc w:val="center"/>
-              <w:rPr>
-                <w:rFonts w:hint="eastAsia" w:ascii="仿宋" w:hAnsi="仿宋" w:eastAsia="仿宋"/>
-                <w:color w:val="000000" w:themeColor="text1"/>
-                <w:sz w:val="18"/>
-                <w:szCs w:val="18"/>
-                <w:lang w:eastAsia="zh-CN"/>
-                <w14:textFill>
-                  <w14:solidFill>
-                    <w14:schemeClr w14:val="tx1"/>
-                  </w14:solidFill>
-                </w14:textFill>
-              </w:rPr>
-            </w:pPr>
-            <w:r>
-              <w:rPr>
-                <w:rFonts w:hint="eastAsia" w:ascii="仿宋" w:hAnsi="仿宋" w:eastAsia="仿宋"/>
-                <w:color w:val="000000" w:themeColor="text1"/>
-                <w:sz w:val="18"/>
-                <w:szCs w:val="18"/>
-                <w14:textFill>
-                  <w14:solidFill>
-                    <w14:schemeClr w14:val="tx1"/>
-                  </w14:solidFill>
-                </w14:textFill>
-              </w:rPr>
-              <w:t>姓名</w:t>
-            </w:r>
+            </w:pPr>
             <w:r>
               <w:rPr>
                 <w:rFonts w:hint="eastAsia" w:ascii="仿宋" w:hAnsi="仿宋" w:eastAsia="仿宋"/>
@@ -1903,46 +1749,19 @@
                   </w14:solidFill>
                 </w14:textFill>
               </w:rPr>
-              <w:t>7</w:t>
-            </w:r>
-          </w:p>
-        </w:tc>
-        <w:tc>
-          <w:tcPr>
-            <w:tcW w:w="755" w:type="dxa"/>
+              <w:t>朱志博</w:t>
+            </w:r>
+          </w:p>
+        </w:tc>
+        <w:tc>
+          <w:tcPr>
+            <w:tcW w:w="1441" w:type="dxa"/>
+            <w:gridSpan w:val="2"/>
             <w:vAlign w:val="center"/>
           </w:tcPr>
           <w:p>
             <w:pPr>
               <w:jc w:val="center"/>
-              <w:rPr>
-                <w:rFonts w:hint="eastAsia" w:ascii="仿宋" w:hAnsi="仿宋" w:eastAsia="仿宋"/>
-                <w:color w:val="000000" w:themeColor="text1"/>
-                <w:sz w:val="18"/>
-                <w:szCs w:val="18"/>
-                <w:lang w:eastAsia="zh-CN"/>
-                <w14:textFill>
-                  <w14:solidFill>
-                    <w14:schemeClr w14:val="tx1"/>
-                  </w14:solidFill>
-                </w14:textFill>
-              </w:rPr>
-            </w:pPr>
-            <w:r>
-              <w:rPr>
-                <w:rFonts w:hint="eastAsia" w:ascii="仿宋" w:hAnsi="仿宋" w:eastAsia="仿宋"/>
-                <w:color w:val="000000" w:themeColor="text1"/>
-                <w:sz w:val="18"/>
-                <w:szCs w:val="18"/>
-                <w14:textFill>
-                  <w14:solidFill>
-                    <w14:schemeClr w14:val="tx1"/>
-                  </w14:solidFill>
-                </w14:textFill>
-              </w:rPr>
-              <w:t>姓名</w:t>
-            </w:r>
-            <w:r>
               <w:rPr>
                 <w:rFonts w:hint="eastAsia" w:ascii="仿宋" w:hAnsi="仿宋" w:eastAsia="仿宋"/>
                 <w:color w:val="000000" w:themeColor="text1"/>
@@ -1955,18 +1774,8 @@
                   </w14:solidFill>
                 </w14:textFill>
               </w:rPr>
-              <w:t>8</w:t>
-            </w:r>
-          </w:p>
-        </w:tc>
-        <w:tc>
-          <w:tcPr>
-            <w:tcW w:w="759" w:type="dxa"/>
-            <w:vAlign w:val="center"/>
-          </w:tcPr>
-          <w:p>
-            <w:pPr>
-              <w:jc w:val="center"/>
+            </w:pPr>
+            <w:r>
               <w:rPr>
                 <w:rFonts w:hint="eastAsia" w:ascii="仿宋" w:hAnsi="仿宋" w:eastAsia="仿宋"/>
                 <w:color w:val="000000" w:themeColor="text1"/>
@@ -1979,22 +1788,19 @@
                   </w14:solidFill>
                 </w14:textFill>
               </w:rPr>
-            </w:pPr>
-            <w:r>
-              <w:rPr>
-                <w:rFonts w:hint="eastAsia" w:ascii="仿宋" w:hAnsi="仿宋" w:eastAsia="仿宋"/>
-                <w:color w:val="000000" w:themeColor="text1"/>
-                <w:sz w:val="18"/>
-                <w:szCs w:val="18"/>
-                <w14:textFill>
-                  <w14:solidFill>
-                    <w14:schemeClr w14:val="tx1"/>
-                  </w14:solidFill>
-                </w14:textFill>
-              </w:rPr>
-              <w:t>姓名</w:t>
-            </w:r>
-            <w:r>
+              <w:t>樊丰恺</w:t>
+            </w:r>
+          </w:p>
+        </w:tc>
+        <w:tc>
+          <w:tcPr>
+            <w:tcW w:w="1441" w:type="dxa"/>
+            <w:gridSpan w:val="2"/>
+            <w:vAlign w:val="center"/>
+          </w:tcPr>
+          <w:p>
+            <w:pPr>
+              <w:jc w:val="center"/>
               <w:rPr>
                 <w:rFonts w:hint="eastAsia" w:ascii="仿宋" w:hAnsi="仿宋" w:eastAsia="仿宋"/>
                 <w:color w:val="000000" w:themeColor="text1"/>
@@ -2007,7 +1813,59 @@
                   </w14:solidFill>
                 </w14:textFill>
               </w:rPr>
-              <w:t>9</w:t>
+            </w:pPr>
+            <w:r>
+              <w:rPr>
+                <w:rFonts w:hint="eastAsia" w:ascii="仿宋" w:hAnsi="仿宋" w:eastAsia="仿宋"/>
+                <w:color w:val="000000" w:themeColor="text1"/>
+                <w:sz w:val="18"/>
+                <w:szCs w:val="18"/>
+                <w:lang w:val="en-US" w:eastAsia="zh-CN"/>
+                <w14:textFill>
+                  <w14:solidFill>
+                    <w14:schemeClr w14:val="tx1"/>
+                  </w14:solidFill>
+                </w14:textFill>
+              </w:rPr>
+              <w:t>左永欣</w:t>
+            </w:r>
+          </w:p>
+        </w:tc>
+        <w:tc>
+          <w:tcPr>
+            <w:tcW w:w="1444" w:type="dxa"/>
+            <w:vAlign w:val="center"/>
+          </w:tcPr>
+          <w:p>
+            <w:pPr>
+              <w:jc w:val="center"/>
+              <w:rPr>
+                <w:rFonts w:hint="eastAsia" w:ascii="仿宋" w:hAnsi="仿宋" w:eastAsia="仿宋"/>
+                <w:color w:val="000000" w:themeColor="text1"/>
+                <w:sz w:val="18"/>
+                <w:szCs w:val="18"/>
+                <w:lang w:val="en-US" w:eastAsia="zh-CN"/>
+                <w14:textFill>
+                  <w14:solidFill>
+                    <w14:schemeClr w14:val="tx1"/>
+                  </w14:solidFill>
+                </w14:textFill>
+              </w:rPr>
+            </w:pPr>
+            <w:r>
+              <w:rPr>
+                <w:rFonts w:hint="eastAsia" w:ascii="仿宋" w:hAnsi="仿宋" w:eastAsia="仿宋"/>
+                <w:color w:val="000000" w:themeColor="text1"/>
+                <w:sz w:val="18"/>
+                <w:szCs w:val="18"/>
+                <w:lang w:val="en-US" w:eastAsia="zh-CN"/>
+                <w14:textFill>
+                  <w14:solidFill>
+                    <w14:schemeClr w14:val="tx1"/>
+                  </w14:solidFill>
+                </w14:textFill>
+              </w:rPr>
+              <w:t>张慧颖</w:t>
             </w:r>
           </w:p>
         </w:tc>
@@ -2034,7 +1892,7 @@
         </w:trPr>
         <w:tc>
           <w:tcPr>
-            <w:tcW w:w="1177" w:type="dxa"/>
+            <w:tcW w:w="1151" w:type="dxa"/>
             <w:gridSpan w:val="2"/>
             <w:vAlign w:val="center"/>
           </w:tcPr>
@@ -2067,8 +1925,8 @@
         </w:tc>
         <w:tc>
           <w:tcPr>
-            <w:tcW w:w="947" w:type="dxa"/>
-            <w:gridSpan w:val="2"/>
+            <w:tcW w:w="1441" w:type="dxa"/>
+            <w:gridSpan w:val="3"/>
             <w:vAlign w:val="center"/>
           </w:tcPr>
           <w:p>
@@ -2101,8 +1959,8 @@
         </w:tc>
         <w:tc>
           <w:tcPr>
-            <w:tcW w:w="845" w:type="dxa"/>
-            <w:gridSpan w:val="2"/>
+            <w:tcW w:w="1441" w:type="dxa"/>
+            <w:gridSpan w:val="3"/>
             <w:vAlign w:val="center"/>
           </w:tcPr>
           <w:p>
@@ -2135,7 +1993,7 @@
         </w:tc>
         <w:tc>
           <w:tcPr>
-            <w:tcW w:w="818" w:type="dxa"/>
+            <w:tcW w:w="1441" w:type="dxa"/>
             <w:gridSpan w:val="2"/>
             <w:vAlign w:val="center"/>
           </w:tcPr>
@@ -2169,7 +2027,7 @@
         </w:tc>
         <w:tc>
           <w:tcPr>
-            <w:tcW w:w="793" w:type="dxa"/>
+            <w:tcW w:w="1441" w:type="dxa"/>
             <w:gridSpan w:val="2"/>
             <w:vAlign w:val="center"/>
           </w:tcPr>
@@ -2203,141 +2061,7 @@
         </w:tc>
         <w:tc>
           <w:tcPr>
-            <w:tcW w:w="755" w:type="dxa"/>
-            <w:gridSpan w:val="2"/>
-            <w:vAlign w:val="center"/>
-          </w:tcPr>
-          <w:p>
-            <w:pPr>
-              <w:ind w:right="243" w:rightChars="116"/>
-              <w:jc w:val="right"/>
-              <w:rPr>
-                <w:rFonts w:hint="eastAsia" w:ascii="仿宋" w:hAnsi="仿宋" w:eastAsia="仿宋"/>
-                <w:color w:val="000000" w:themeColor="text1"/>
-                <w14:textFill>
-                  <w14:solidFill>
-                    <w14:schemeClr w14:val="tx1"/>
-                  </w14:solidFill>
-                </w14:textFill>
-              </w:rPr>
-            </w:pPr>
-            <w:r>
-              <w:rPr>
-                <w:rFonts w:hint="eastAsia" w:ascii="仿宋" w:hAnsi="仿宋" w:eastAsia="仿宋"/>
-                <w:color w:val="000000" w:themeColor="text1"/>
-                <w14:textFill>
-                  <w14:solidFill>
-                    <w14:schemeClr w14:val="tx1"/>
-                  </w14:solidFill>
-                </w14:textFill>
-              </w:rPr>
-              <w:t>%</w:t>
-            </w:r>
-          </w:p>
-        </w:tc>
-        <w:tc>
-          <w:tcPr>
-            <w:tcW w:w="755" w:type="dxa"/>
-            <w:vAlign w:val="center"/>
-          </w:tcPr>
-          <w:p>
-            <w:pPr>
-              <w:ind w:right="243" w:rightChars="116"/>
-              <w:jc w:val="right"/>
-              <w:rPr>
-                <w:rFonts w:hint="eastAsia" w:ascii="仿宋" w:hAnsi="仿宋" w:eastAsia="仿宋"/>
-                <w:color w:val="000000" w:themeColor="text1"/>
-                <w14:textFill>
-                  <w14:solidFill>
-                    <w14:schemeClr w14:val="tx1"/>
-                  </w14:solidFill>
-                </w14:textFill>
-              </w:rPr>
-            </w:pPr>
-            <w:r>
-              <w:rPr>
-                <w:rFonts w:hint="eastAsia" w:ascii="仿宋" w:hAnsi="仿宋" w:eastAsia="仿宋"/>
-                <w:color w:val="000000" w:themeColor="text1"/>
-                <w14:textFill>
-                  <w14:solidFill>
-                    <w14:schemeClr w14:val="tx1"/>
-                  </w14:solidFill>
-                </w14:textFill>
-              </w:rPr>
-              <w:t>%</w:t>
-            </w:r>
-          </w:p>
-        </w:tc>
-        <w:tc>
-          <w:tcPr>
-            <w:tcW w:w="755" w:type="dxa"/>
-            <w:gridSpan w:val="2"/>
-            <w:vAlign w:val="center"/>
-          </w:tcPr>
-          <w:p>
-            <w:pPr>
-              <w:ind w:right="243" w:rightChars="116"/>
-              <w:jc w:val="right"/>
-              <w:rPr>
-                <w:rFonts w:hint="eastAsia" w:ascii="仿宋" w:hAnsi="仿宋" w:eastAsia="仿宋"/>
-                <w:color w:val="000000" w:themeColor="text1"/>
-                <w14:textFill>
-                  <w14:solidFill>
-                    <w14:schemeClr w14:val="tx1"/>
-                  </w14:solidFill>
-                </w14:textFill>
-              </w:rPr>
-            </w:pPr>
-            <w:r>
-              <w:rPr>
-                <w:rFonts w:hint="eastAsia" w:ascii="仿宋" w:hAnsi="仿宋" w:eastAsia="仿宋"/>
-                <w:color w:val="000000" w:themeColor="text1"/>
-                <w14:textFill>
-                  <w14:solidFill>
-                    <w14:schemeClr w14:val="tx1"/>
-                  </w14:solidFill>
-                </w14:textFill>
-              </w:rPr>
-              <w:t>%</w:t>
-            </w:r>
-          </w:p>
-        </w:tc>
-        <w:tc>
-          <w:tcPr>
-            <w:tcW w:w="755" w:type="dxa"/>
-            <w:vAlign w:val="center"/>
-          </w:tcPr>
-          <w:p>
-            <w:pPr>
-              <w:ind w:right="243" w:rightChars="116"/>
-              <w:jc w:val="right"/>
-              <w:rPr>
-                <w:rFonts w:hint="eastAsia" w:ascii="仿宋" w:hAnsi="仿宋" w:eastAsia="仿宋"/>
-                <w:color w:val="000000" w:themeColor="text1"/>
-                <w14:textFill>
-                  <w14:solidFill>
-                    <w14:schemeClr w14:val="tx1"/>
-                  </w14:solidFill>
-                </w14:textFill>
-              </w:rPr>
-            </w:pPr>
-            <w:r>
-              <w:rPr>
-                <w:rFonts w:hint="eastAsia" w:ascii="仿宋" w:hAnsi="仿宋" w:eastAsia="仿宋"/>
-                <w:color w:val="000000" w:themeColor="text1"/>
-                <w14:textFill>
-                  <w14:solidFill>
-                    <w14:schemeClr w14:val="tx1"/>
-                  </w14:solidFill>
-                </w14:textFill>
-              </w:rPr>
-              <w:t>%</w:t>
-            </w:r>
-          </w:p>
-        </w:tc>
-        <w:tc>
-          <w:tcPr>
-            <w:tcW w:w="759" w:type="dxa"/>
+            <w:tcW w:w="1444" w:type="dxa"/>
             <w:vAlign w:val="center"/>
           </w:tcPr>
           <w:p>
@@ -2391,7 +2115,7 @@
         </w:trPr>
         <w:tc>
           <w:tcPr>
-            <w:tcW w:w="1177" w:type="dxa"/>
+            <w:tcW w:w="1151" w:type="dxa"/>
             <w:gridSpan w:val="2"/>
             <w:vAlign w:val="center"/>
           </w:tcPr>
@@ -2424,8 +2148,8 @@
         </w:tc>
         <w:tc>
           <w:tcPr>
-            <w:tcW w:w="947" w:type="dxa"/>
-            <w:gridSpan w:val="2"/>
+            <w:tcW w:w="1441" w:type="dxa"/>
+            <w:gridSpan w:val="3"/>
             <w:vAlign w:val="center"/>
           </w:tcPr>
           <w:p>
@@ -2458,8 +2182,8 @@
         </w:tc>
         <w:tc>
           <w:tcPr>
-            <w:tcW w:w="845" w:type="dxa"/>
-            <w:gridSpan w:val="2"/>
+            <w:tcW w:w="1441" w:type="dxa"/>
+            <w:gridSpan w:val="3"/>
             <w:vAlign w:val="center"/>
           </w:tcPr>
           <w:p>
@@ -2492,7 +2216,7 @@
         </w:tc>
         <w:tc>
           <w:tcPr>
-            <w:tcW w:w="818" w:type="dxa"/>
+            <w:tcW w:w="1441" w:type="dxa"/>
             <w:gridSpan w:val="2"/>
             <w:vAlign w:val="center"/>
           </w:tcPr>
@@ -2526,7 +2250,7 @@
         </w:tc>
         <w:tc>
           <w:tcPr>
-            <w:tcW w:w="793" w:type="dxa"/>
+            <w:tcW w:w="1441" w:type="dxa"/>
             <w:gridSpan w:val="2"/>
             <w:vAlign w:val="center"/>
           </w:tcPr>
@@ -2560,141 +2284,7 @@
         </w:tc>
         <w:tc>
           <w:tcPr>
-            <w:tcW w:w="755" w:type="dxa"/>
-            <w:gridSpan w:val="2"/>
-            <w:vAlign w:val="center"/>
-          </w:tcPr>
-          <w:p>
-            <w:pPr>
-              <w:ind w:right="243" w:rightChars="116"/>
-              <w:jc w:val="right"/>
-              <w:rPr>
-                <w:rFonts w:hint="eastAsia" w:ascii="仿宋" w:hAnsi="仿宋" w:eastAsia="仿宋"/>
-                <w:color w:val="000000" w:themeColor="text1"/>
-                <w14:textFill>
-                  <w14:solidFill>
-                    <w14:schemeClr w14:val="tx1"/>
-                  </w14:solidFill>
-                </w14:textFill>
-              </w:rPr>
-            </w:pPr>
-            <w:r>
-              <w:rPr>
-                <w:rFonts w:hint="eastAsia" w:ascii="仿宋" w:hAnsi="仿宋" w:eastAsia="仿宋"/>
-                <w:color w:val="000000" w:themeColor="text1"/>
-                <w14:textFill>
-                  <w14:solidFill>
-                    <w14:schemeClr w14:val="tx1"/>
-                  </w14:solidFill>
-                </w14:textFill>
-              </w:rPr>
-              <w:t>%</w:t>
-            </w:r>
-          </w:p>
-        </w:tc>
-        <w:tc>
-          <w:tcPr>
-            <w:tcW w:w="755" w:type="dxa"/>
-            <w:vAlign w:val="center"/>
-          </w:tcPr>
-          <w:p>
-            <w:pPr>
-              <w:ind w:right="243" w:rightChars="116"/>
-              <w:jc w:val="right"/>
-              <w:rPr>
-                <w:rFonts w:hint="eastAsia" w:ascii="仿宋" w:hAnsi="仿宋" w:eastAsia="仿宋"/>
-                <w:color w:val="000000" w:themeColor="text1"/>
-                <w14:textFill>
-                  <w14:solidFill>
-                    <w14:schemeClr w14:val="tx1"/>
-                  </w14:solidFill>
-                </w14:textFill>
-              </w:rPr>
-            </w:pPr>
-            <w:r>
-              <w:rPr>
-                <w:rFonts w:hint="eastAsia" w:ascii="仿宋" w:hAnsi="仿宋" w:eastAsia="仿宋"/>
-                <w:color w:val="000000" w:themeColor="text1"/>
-                <w14:textFill>
-                  <w14:solidFill>
-                    <w14:schemeClr w14:val="tx1"/>
-                  </w14:solidFill>
-                </w14:textFill>
-              </w:rPr>
-              <w:t>%</w:t>
-            </w:r>
-          </w:p>
-        </w:tc>
-        <w:tc>
-          <w:tcPr>
-            <w:tcW w:w="755" w:type="dxa"/>
-            <w:gridSpan w:val="2"/>
-            <w:vAlign w:val="center"/>
-          </w:tcPr>
-          <w:p>
-            <w:pPr>
-              <w:ind w:right="243" w:rightChars="116"/>
-              <w:jc w:val="right"/>
-              <w:rPr>
-                <w:rFonts w:hint="eastAsia" w:ascii="仿宋" w:hAnsi="仿宋" w:eastAsia="仿宋"/>
-                <w:color w:val="000000" w:themeColor="text1"/>
-                <w14:textFill>
-                  <w14:solidFill>
-                    <w14:schemeClr w14:val="tx1"/>
-                  </w14:solidFill>
-                </w14:textFill>
-              </w:rPr>
-            </w:pPr>
-            <w:r>
-              <w:rPr>
-                <w:rFonts w:hint="eastAsia" w:ascii="仿宋" w:hAnsi="仿宋" w:eastAsia="仿宋"/>
-                <w:color w:val="000000" w:themeColor="text1"/>
-                <w14:textFill>
-                  <w14:solidFill>
-                    <w14:schemeClr w14:val="tx1"/>
-                  </w14:solidFill>
-                </w14:textFill>
-              </w:rPr>
-              <w:t>%</w:t>
-            </w:r>
-          </w:p>
-        </w:tc>
-        <w:tc>
-          <w:tcPr>
-            <w:tcW w:w="755" w:type="dxa"/>
-            <w:vAlign w:val="center"/>
-          </w:tcPr>
-          <w:p>
-            <w:pPr>
-              <w:ind w:right="243" w:rightChars="116"/>
-              <w:jc w:val="right"/>
-              <w:rPr>
-                <w:rFonts w:hint="eastAsia" w:ascii="仿宋" w:hAnsi="仿宋" w:eastAsia="仿宋"/>
-                <w:color w:val="000000" w:themeColor="text1"/>
-                <w14:textFill>
-                  <w14:solidFill>
-                    <w14:schemeClr w14:val="tx1"/>
-                  </w14:solidFill>
-                </w14:textFill>
-              </w:rPr>
-            </w:pPr>
-            <w:r>
-              <w:rPr>
-                <w:rFonts w:hint="eastAsia" w:ascii="仿宋" w:hAnsi="仿宋" w:eastAsia="仿宋"/>
-                <w:color w:val="000000" w:themeColor="text1"/>
-                <w14:textFill>
-                  <w14:solidFill>
-                    <w14:schemeClr w14:val="tx1"/>
-                  </w14:solidFill>
-                </w14:textFill>
-              </w:rPr>
-              <w:t>%</w:t>
-            </w:r>
-          </w:p>
-        </w:tc>
-        <w:tc>
-          <w:tcPr>
-            <w:tcW w:w="759" w:type="dxa"/>
+            <w:tcW w:w="1444" w:type="dxa"/>
             <w:vAlign w:val="center"/>
           </w:tcPr>
           <w:p>
@@ -2748,7 +2338,7 @@
         </w:trPr>
         <w:tc>
           <w:tcPr>
-            <w:tcW w:w="1177" w:type="dxa"/>
+            <w:tcW w:w="1151" w:type="dxa"/>
             <w:gridSpan w:val="2"/>
             <w:vAlign w:val="center"/>
           </w:tcPr>
@@ -2781,8 +2371,8 @@
         </w:tc>
         <w:tc>
           <w:tcPr>
-            <w:tcW w:w="947" w:type="dxa"/>
-            <w:gridSpan w:val="2"/>
+            <w:tcW w:w="1441" w:type="dxa"/>
+            <w:gridSpan w:val="3"/>
             <w:vAlign w:val="center"/>
           </w:tcPr>
           <w:p>
@@ -2815,8 +2405,8 @@
         </w:tc>
         <w:tc>
           <w:tcPr>
-            <w:tcW w:w="845" w:type="dxa"/>
-            <w:gridSpan w:val="2"/>
+            <w:tcW w:w="1441" w:type="dxa"/>
+            <w:gridSpan w:val="3"/>
             <w:vAlign w:val="center"/>
           </w:tcPr>
           <w:p>
@@ -2849,7 +2439,7 @@
         </w:tc>
         <w:tc>
           <w:tcPr>
-            <w:tcW w:w="818" w:type="dxa"/>
+            <w:tcW w:w="1441" w:type="dxa"/>
             <w:gridSpan w:val="2"/>
             <w:vAlign w:val="center"/>
           </w:tcPr>
@@ -2883,7 +2473,7 @@
         </w:tc>
         <w:tc>
           <w:tcPr>
-            <w:tcW w:w="793" w:type="dxa"/>
+            <w:tcW w:w="1441" w:type="dxa"/>
             <w:gridSpan w:val="2"/>
             <w:vAlign w:val="center"/>
           </w:tcPr>
@@ -2917,141 +2507,7 @@
         </w:tc>
         <w:tc>
           <w:tcPr>
-            <w:tcW w:w="755" w:type="dxa"/>
-            <w:gridSpan w:val="2"/>
-            <w:vAlign w:val="center"/>
-          </w:tcPr>
-          <w:p>
-            <w:pPr>
-              <w:ind w:right="243" w:rightChars="116"/>
-              <w:jc w:val="right"/>
-              <w:rPr>
-                <w:rFonts w:hint="eastAsia" w:ascii="仿宋" w:hAnsi="仿宋" w:eastAsia="仿宋"/>
-                <w:color w:val="000000" w:themeColor="text1"/>
-                <w14:textFill>
-                  <w14:solidFill>
-                    <w14:schemeClr w14:val="tx1"/>
-                  </w14:solidFill>
-                </w14:textFill>
-              </w:rPr>
-            </w:pPr>
-            <w:r>
-              <w:rPr>
-                <w:rFonts w:hint="eastAsia" w:ascii="仿宋" w:hAnsi="仿宋" w:eastAsia="仿宋"/>
-                <w:color w:val="000000" w:themeColor="text1"/>
-                <w14:textFill>
-                  <w14:solidFill>
-                    <w14:schemeClr w14:val="tx1"/>
-                  </w14:solidFill>
-                </w14:textFill>
-              </w:rPr>
-              <w:t>%</w:t>
-            </w:r>
-          </w:p>
-        </w:tc>
-        <w:tc>
-          <w:tcPr>
-            <w:tcW w:w="755" w:type="dxa"/>
-            <w:vAlign w:val="center"/>
-          </w:tcPr>
-          <w:p>
-            <w:pPr>
-              <w:ind w:right="243" w:rightChars="116"/>
-              <w:jc w:val="right"/>
-              <w:rPr>
-                <w:rFonts w:hint="eastAsia" w:ascii="仿宋" w:hAnsi="仿宋" w:eastAsia="仿宋"/>
-                <w:color w:val="000000" w:themeColor="text1"/>
-                <w14:textFill>
-                  <w14:solidFill>
-                    <w14:schemeClr w14:val="tx1"/>
-                  </w14:solidFill>
-                </w14:textFill>
-              </w:rPr>
-            </w:pPr>
-            <w:r>
-              <w:rPr>
-                <w:rFonts w:hint="eastAsia" w:ascii="仿宋" w:hAnsi="仿宋" w:eastAsia="仿宋"/>
-                <w:color w:val="000000" w:themeColor="text1"/>
-                <w14:textFill>
-                  <w14:solidFill>
-                    <w14:schemeClr w14:val="tx1"/>
-                  </w14:solidFill>
-                </w14:textFill>
-              </w:rPr>
-              <w:t>%</w:t>
-            </w:r>
-          </w:p>
-        </w:tc>
-        <w:tc>
-          <w:tcPr>
-            <w:tcW w:w="755" w:type="dxa"/>
-            <w:gridSpan w:val="2"/>
-            <w:vAlign w:val="center"/>
-          </w:tcPr>
-          <w:p>
-            <w:pPr>
-              <w:ind w:right="243" w:rightChars="116"/>
-              <w:jc w:val="right"/>
-              <w:rPr>
-                <w:rFonts w:hint="eastAsia" w:ascii="仿宋" w:hAnsi="仿宋" w:eastAsia="仿宋"/>
-                <w:color w:val="000000" w:themeColor="text1"/>
-                <w14:textFill>
-                  <w14:solidFill>
-                    <w14:schemeClr w14:val="tx1"/>
-                  </w14:solidFill>
-                </w14:textFill>
-              </w:rPr>
-            </w:pPr>
-            <w:r>
-              <w:rPr>
-                <w:rFonts w:hint="eastAsia" w:ascii="仿宋" w:hAnsi="仿宋" w:eastAsia="仿宋"/>
-                <w:color w:val="000000" w:themeColor="text1"/>
-                <w14:textFill>
-                  <w14:solidFill>
-                    <w14:schemeClr w14:val="tx1"/>
-                  </w14:solidFill>
-                </w14:textFill>
-              </w:rPr>
-              <w:t>%</w:t>
-            </w:r>
-          </w:p>
-        </w:tc>
-        <w:tc>
-          <w:tcPr>
-            <w:tcW w:w="755" w:type="dxa"/>
-            <w:vAlign w:val="center"/>
-          </w:tcPr>
-          <w:p>
-            <w:pPr>
-              <w:ind w:right="243" w:rightChars="116"/>
-              <w:jc w:val="right"/>
-              <w:rPr>
-                <w:rFonts w:hint="eastAsia" w:ascii="仿宋" w:hAnsi="仿宋" w:eastAsia="仿宋"/>
-                <w:color w:val="000000" w:themeColor="text1"/>
-                <w14:textFill>
-                  <w14:solidFill>
-                    <w14:schemeClr w14:val="tx1"/>
-                  </w14:solidFill>
-                </w14:textFill>
-              </w:rPr>
-            </w:pPr>
-            <w:r>
-              <w:rPr>
-                <w:rFonts w:hint="eastAsia" w:ascii="仿宋" w:hAnsi="仿宋" w:eastAsia="仿宋"/>
-                <w:color w:val="000000" w:themeColor="text1"/>
-                <w14:textFill>
-                  <w14:solidFill>
-                    <w14:schemeClr w14:val="tx1"/>
-                  </w14:solidFill>
-                </w14:textFill>
-              </w:rPr>
-              <w:t>%</w:t>
-            </w:r>
-          </w:p>
-        </w:tc>
-        <w:tc>
-          <w:tcPr>
-            <w:tcW w:w="759" w:type="dxa"/>
+            <w:tcW w:w="1444" w:type="dxa"/>
             <w:vAlign w:val="center"/>
           </w:tcPr>
           <w:p>
@@ -3105,7 +2561,7 @@
         </w:trPr>
         <w:tc>
           <w:tcPr>
-            <w:tcW w:w="1177" w:type="dxa"/>
+            <w:tcW w:w="1151" w:type="dxa"/>
             <w:gridSpan w:val="2"/>
             <w:vAlign w:val="center"/>
           </w:tcPr>
@@ -3138,8 +2594,8 @@
         </w:tc>
         <w:tc>
           <w:tcPr>
-            <w:tcW w:w="947" w:type="dxa"/>
-            <w:gridSpan w:val="2"/>
+            <w:tcW w:w="1441" w:type="dxa"/>
+            <w:gridSpan w:val="3"/>
             <w:vAlign w:val="center"/>
           </w:tcPr>
           <w:p>
@@ -3172,8 +2628,8 @@
         </w:tc>
         <w:tc>
           <w:tcPr>
-            <w:tcW w:w="845" w:type="dxa"/>
-            <w:gridSpan w:val="2"/>
+            <w:tcW w:w="1441" w:type="dxa"/>
+            <w:gridSpan w:val="3"/>
             <w:vAlign w:val="center"/>
           </w:tcPr>
           <w:p>
@@ -3206,7 +2662,7 @@
         </w:tc>
         <w:tc>
           <w:tcPr>
-            <w:tcW w:w="818" w:type="dxa"/>
+            <w:tcW w:w="1441" w:type="dxa"/>
             <w:gridSpan w:val="2"/>
             <w:vAlign w:val="center"/>
           </w:tcPr>
@@ -3240,7 +2696,7 @@
         </w:tc>
         <w:tc>
           <w:tcPr>
-            <w:tcW w:w="793" w:type="dxa"/>
+            <w:tcW w:w="1441" w:type="dxa"/>
             <w:gridSpan w:val="2"/>
             <w:vAlign w:val="center"/>
           </w:tcPr>
@@ -3274,141 +2730,7 @@
         </w:tc>
         <w:tc>
           <w:tcPr>
-            <w:tcW w:w="755" w:type="dxa"/>
-            <w:gridSpan w:val="2"/>
-            <w:vAlign w:val="center"/>
-          </w:tcPr>
-          <w:p>
-            <w:pPr>
-              <w:ind w:right="243" w:rightChars="116"/>
-              <w:jc w:val="right"/>
-              <w:rPr>
-                <w:rFonts w:hint="eastAsia" w:ascii="仿宋" w:hAnsi="仿宋" w:eastAsia="仿宋"/>
-                <w:color w:val="000000" w:themeColor="text1"/>
-                <w14:textFill>
-                  <w14:solidFill>
-                    <w14:schemeClr w14:val="tx1"/>
-                  </w14:solidFill>
-                </w14:textFill>
-              </w:rPr>
-            </w:pPr>
-            <w:r>
-              <w:rPr>
-                <w:rFonts w:hint="eastAsia" w:ascii="仿宋" w:hAnsi="仿宋" w:eastAsia="仿宋"/>
-                <w:color w:val="000000" w:themeColor="text1"/>
-                <w14:textFill>
-                  <w14:solidFill>
-                    <w14:schemeClr w14:val="tx1"/>
-                  </w14:solidFill>
-                </w14:textFill>
-              </w:rPr>
-              <w:t>%</w:t>
-            </w:r>
-          </w:p>
-        </w:tc>
-        <w:tc>
-          <w:tcPr>
-            <w:tcW w:w="755" w:type="dxa"/>
-            <w:vAlign w:val="center"/>
-          </w:tcPr>
-          <w:p>
-            <w:pPr>
-              <w:ind w:right="243" w:rightChars="116"/>
-              <w:jc w:val="right"/>
-              <w:rPr>
-                <w:rFonts w:hint="eastAsia" w:ascii="仿宋" w:hAnsi="仿宋" w:eastAsia="仿宋"/>
-                <w:color w:val="000000" w:themeColor="text1"/>
-                <w14:textFill>
-                  <w14:solidFill>
-                    <w14:schemeClr w14:val="tx1"/>
-                  </w14:solidFill>
-                </w14:textFill>
-              </w:rPr>
-            </w:pPr>
-            <w:r>
-              <w:rPr>
-                <w:rFonts w:hint="eastAsia" w:ascii="仿宋" w:hAnsi="仿宋" w:eastAsia="仿宋"/>
-                <w:color w:val="000000" w:themeColor="text1"/>
-                <w14:textFill>
-                  <w14:solidFill>
-                    <w14:schemeClr w14:val="tx1"/>
-                  </w14:solidFill>
-                </w14:textFill>
-              </w:rPr>
-              <w:t>%</w:t>
-            </w:r>
-          </w:p>
-        </w:tc>
-        <w:tc>
-          <w:tcPr>
-            <w:tcW w:w="755" w:type="dxa"/>
-            <w:gridSpan w:val="2"/>
-            <w:vAlign w:val="center"/>
-          </w:tcPr>
-          <w:p>
-            <w:pPr>
-              <w:ind w:right="243" w:rightChars="116"/>
-              <w:jc w:val="right"/>
-              <w:rPr>
-                <w:rFonts w:hint="eastAsia" w:ascii="仿宋" w:hAnsi="仿宋" w:eastAsia="仿宋"/>
-                <w:color w:val="000000" w:themeColor="text1"/>
-                <w14:textFill>
-                  <w14:solidFill>
-                    <w14:schemeClr w14:val="tx1"/>
-                  </w14:solidFill>
-                </w14:textFill>
-              </w:rPr>
-            </w:pPr>
-            <w:r>
-              <w:rPr>
-                <w:rFonts w:hint="eastAsia" w:ascii="仿宋" w:hAnsi="仿宋" w:eastAsia="仿宋"/>
-                <w:color w:val="000000" w:themeColor="text1"/>
-                <w14:textFill>
-                  <w14:solidFill>
-                    <w14:schemeClr w14:val="tx1"/>
-                  </w14:solidFill>
-                </w14:textFill>
-              </w:rPr>
-              <w:t>%</w:t>
-            </w:r>
-          </w:p>
-        </w:tc>
-        <w:tc>
-          <w:tcPr>
-            <w:tcW w:w="755" w:type="dxa"/>
-            <w:vAlign w:val="center"/>
-          </w:tcPr>
-          <w:p>
-            <w:pPr>
-              <w:ind w:right="243" w:rightChars="116"/>
-              <w:jc w:val="right"/>
-              <w:rPr>
-                <w:rFonts w:hint="eastAsia" w:ascii="仿宋" w:hAnsi="仿宋" w:eastAsia="仿宋"/>
-                <w:color w:val="000000" w:themeColor="text1"/>
-                <w14:textFill>
-                  <w14:solidFill>
-                    <w14:schemeClr w14:val="tx1"/>
-                  </w14:solidFill>
-                </w14:textFill>
-              </w:rPr>
-            </w:pPr>
-            <w:r>
-              <w:rPr>
-                <w:rFonts w:hint="eastAsia" w:ascii="仿宋" w:hAnsi="仿宋" w:eastAsia="仿宋"/>
-                <w:color w:val="000000" w:themeColor="text1"/>
-                <w14:textFill>
-                  <w14:solidFill>
-                    <w14:schemeClr w14:val="tx1"/>
-                  </w14:solidFill>
-                </w14:textFill>
-              </w:rPr>
-              <w:t>%</w:t>
-            </w:r>
-          </w:p>
-        </w:tc>
-        <w:tc>
-          <w:tcPr>
-            <w:tcW w:w="759" w:type="dxa"/>
+            <w:tcW w:w="1444" w:type="dxa"/>
             <w:vAlign w:val="center"/>
           </w:tcPr>
           <w:p>
@@ -3462,7 +2784,7 @@
         </w:trPr>
         <w:tc>
           <w:tcPr>
-            <w:tcW w:w="1177" w:type="dxa"/>
+            <w:tcW w:w="1151" w:type="dxa"/>
             <w:gridSpan w:val="2"/>
             <w:vAlign w:val="center"/>
           </w:tcPr>
@@ -3495,8 +2817,8 @@
         </w:tc>
         <w:tc>
           <w:tcPr>
-            <w:tcW w:w="947" w:type="dxa"/>
-            <w:gridSpan w:val="2"/>
+            <w:tcW w:w="1441" w:type="dxa"/>
+            <w:gridSpan w:val="3"/>
             <w:vAlign w:val="center"/>
           </w:tcPr>
           <w:p>
@@ -3529,8 +2851,8 @@
         </w:tc>
         <w:tc>
           <w:tcPr>
-            <w:tcW w:w="845" w:type="dxa"/>
-            <w:gridSpan w:val="2"/>
+            <w:tcW w:w="1441" w:type="dxa"/>
+            <w:gridSpan w:val="3"/>
             <w:vAlign w:val="center"/>
           </w:tcPr>
           <w:p>
@@ -3563,7 +2885,7 @@
         </w:tc>
         <w:tc>
           <w:tcPr>
-            <w:tcW w:w="818" w:type="dxa"/>
+            <w:tcW w:w="1441" w:type="dxa"/>
             <w:gridSpan w:val="2"/>
             <w:vAlign w:val="center"/>
           </w:tcPr>
@@ -3597,7 +2919,7 @@
         </w:tc>
         <w:tc>
           <w:tcPr>
-            <w:tcW w:w="793" w:type="dxa"/>
+            <w:tcW w:w="1441" w:type="dxa"/>
             <w:gridSpan w:val="2"/>
             <w:vAlign w:val="center"/>
           </w:tcPr>
@@ -3631,141 +2953,7 @@
         </w:tc>
         <w:tc>
           <w:tcPr>
-            <w:tcW w:w="755" w:type="dxa"/>
-            <w:gridSpan w:val="2"/>
-            <w:vAlign w:val="center"/>
-          </w:tcPr>
-          <w:p>
-            <w:pPr>
-              <w:ind w:right="243" w:rightChars="116"/>
-              <w:jc w:val="right"/>
-              <w:rPr>
-                <w:rFonts w:hint="eastAsia" w:ascii="仿宋" w:hAnsi="仿宋" w:eastAsia="仿宋"/>
-                <w:color w:val="000000" w:themeColor="text1"/>
-                <w14:textFill>
-                  <w14:solidFill>
-                    <w14:schemeClr w14:val="tx1"/>
-                  </w14:solidFill>
-                </w14:textFill>
-              </w:rPr>
-            </w:pPr>
-            <w:r>
-              <w:rPr>
-                <w:rFonts w:hint="eastAsia" w:ascii="仿宋" w:hAnsi="仿宋" w:eastAsia="仿宋"/>
-                <w:color w:val="000000" w:themeColor="text1"/>
-                <w14:textFill>
-                  <w14:solidFill>
-                    <w14:schemeClr w14:val="tx1"/>
-                  </w14:solidFill>
-                </w14:textFill>
-              </w:rPr>
-              <w:t>%</w:t>
-            </w:r>
-          </w:p>
-        </w:tc>
-        <w:tc>
-          <w:tcPr>
-            <w:tcW w:w="755" w:type="dxa"/>
-            <w:vAlign w:val="center"/>
-          </w:tcPr>
-          <w:p>
-            <w:pPr>
-              <w:ind w:right="243" w:rightChars="116"/>
-              <w:jc w:val="right"/>
-              <w:rPr>
-                <w:rFonts w:hint="eastAsia" w:ascii="仿宋" w:hAnsi="仿宋" w:eastAsia="仿宋"/>
-                <w:color w:val="000000" w:themeColor="text1"/>
-                <w14:textFill>
-                  <w14:solidFill>
-                    <w14:schemeClr w14:val="tx1"/>
-                  </w14:solidFill>
-                </w14:textFill>
-              </w:rPr>
-            </w:pPr>
-            <w:r>
-              <w:rPr>
-                <w:rFonts w:hint="eastAsia" w:ascii="仿宋" w:hAnsi="仿宋" w:eastAsia="仿宋"/>
-                <w:color w:val="000000" w:themeColor="text1"/>
-                <w14:textFill>
-                  <w14:solidFill>
-                    <w14:schemeClr w14:val="tx1"/>
-                  </w14:solidFill>
-                </w14:textFill>
-              </w:rPr>
-              <w:t>%</w:t>
-            </w:r>
-          </w:p>
-        </w:tc>
-        <w:tc>
-          <w:tcPr>
-            <w:tcW w:w="755" w:type="dxa"/>
-            <w:gridSpan w:val="2"/>
-            <w:vAlign w:val="center"/>
-          </w:tcPr>
-          <w:p>
-            <w:pPr>
-              <w:ind w:right="243" w:rightChars="116"/>
-              <w:jc w:val="right"/>
-              <w:rPr>
-                <w:rFonts w:hint="eastAsia" w:ascii="仿宋" w:hAnsi="仿宋" w:eastAsia="仿宋"/>
-                <w:color w:val="000000" w:themeColor="text1"/>
-                <w14:textFill>
-                  <w14:solidFill>
-                    <w14:schemeClr w14:val="tx1"/>
-                  </w14:solidFill>
-                </w14:textFill>
-              </w:rPr>
-            </w:pPr>
-            <w:r>
-              <w:rPr>
-                <w:rFonts w:hint="eastAsia" w:ascii="仿宋" w:hAnsi="仿宋" w:eastAsia="仿宋"/>
-                <w:color w:val="000000" w:themeColor="text1"/>
-                <w14:textFill>
-                  <w14:solidFill>
-                    <w14:schemeClr w14:val="tx1"/>
-                  </w14:solidFill>
-                </w14:textFill>
-              </w:rPr>
-              <w:t>%</w:t>
-            </w:r>
-          </w:p>
-        </w:tc>
-        <w:tc>
-          <w:tcPr>
-            <w:tcW w:w="755" w:type="dxa"/>
-            <w:vAlign w:val="center"/>
-          </w:tcPr>
-          <w:p>
-            <w:pPr>
-              <w:ind w:right="243" w:rightChars="116"/>
-              <w:jc w:val="right"/>
-              <w:rPr>
-                <w:rFonts w:hint="eastAsia" w:ascii="仿宋" w:hAnsi="仿宋" w:eastAsia="仿宋"/>
-                <w:color w:val="000000" w:themeColor="text1"/>
-                <w14:textFill>
-                  <w14:solidFill>
-                    <w14:schemeClr w14:val="tx1"/>
-                  </w14:solidFill>
-                </w14:textFill>
-              </w:rPr>
-            </w:pPr>
-            <w:r>
-              <w:rPr>
-                <w:rFonts w:hint="eastAsia" w:ascii="仿宋" w:hAnsi="仿宋" w:eastAsia="仿宋"/>
-                <w:color w:val="000000" w:themeColor="text1"/>
-                <w14:textFill>
-                  <w14:solidFill>
-                    <w14:schemeClr w14:val="tx1"/>
-                  </w14:solidFill>
-                </w14:textFill>
-              </w:rPr>
-              <w:t>%</w:t>
-            </w:r>
-          </w:p>
-        </w:tc>
-        <w:tc>
-          <w:tcPr>
-            <w:tcW w:w="759" w:type="dxa"/>
+            <w:tcW w:w="1444" w:type="dxa"/>
             <w:vAlign w:val="center"/>
           </w:tcPr>
           <w:p>
@@ -3819,7 +3007,7 @@
         </w:trPr>
         <w:tc>
           <w:tcPr>
-            <w:tcW w:w="1177" w:type="dxa"/>
+            <w:tcW w:w="1151" w:type="dxa"/>
             <w:gridSpan w:val="2"/>
             <w:vAlign w:val="center"/>
           </w:tcPr>
@@ -3852,8 +3040,8 @@
         </w:tc>
         <w:tc>
           <w:tcPr>
-            <w:tcW w:w="947" w:type="dxa"/>
-            <w:gridSpan w:val="2"/>
+            <w:tcW w:w="1441" w:type="dxa"/>
+            <w:gridSpan w:val="3"/>
             <w:vAlign w:val="center"/>
           </w:tcPr>
           <w:p>
@@ -3886,8 +3074,8 @@
         </w:tc>
         <w:tc>
           <w:tcPr>
-            <w:tcW w:w="845" w:type="dxa"/>
-            <w:gridSpan w:val="2"/>
+            <w:tcW w:w="1441" w:type="dxa"/>
+            <w:gridSpan w:val="3"/>
             <w:vAlign w:val="center"/>
           </w:tcPr>
           <w:p>
@@ -3920,7 +3108,7 @@
         </w:tc>
         <w:tc>
           <w:tcPr>
-            <w:tcW w:w="818" w:type="dxa"/>
+            <w:tcW w:w="1441" w:type="dxa"/>
             <w:gridSpan w:val="2"/>
             <w:vAlign w:val="center"/>
           </w:tcPr>
@@ -3954,7 +3142,7 @@
         </w:tc>
         <w:tc>
           <w:tcPr>
-            <w:tcW w:w="793" w:type="dxa"/>
+            <w:tcW w:w="1441" w:type="dxa"/>
             <w:gridSpan w:val="2"/>
             <w:vAlign w:val="center"/>
           </w:tcPr>
@@ -3988,141 +3176,7 @@
         </w:tc>
         <w:tc>
           <w:tcPr>
-            <w:tcW w:w="755" w:type="dxa"/>
-            <w:gridSpan w:val="2"/>
-            <w:vAlign w:val="center"/>
-          </w:tcPr>
-          <w:p>
-            <w:pPr>
-              <w:ind w:right="243" w:rightChars="116"/>
-              <w:jc w:val="right"/>
-              <w:rPr>
-                <w:rFonts w:hint="eastAsia" w:ascii="仿宋" w:hAnsi="仿宋" w:eastAsia="仿宋"/>
-                <w:color w:val="000000" w:themeColor="text1"/>
-                <w14:textFill>
-                  <w14:solidFill>
-                    <w14:schemeClr w14:val="tx1"/>
-                  </w14:solidFill>
-                </w14:textFill>
-              </w:rPr>
-            </w:pPr>
-            <w:r>
-              <w:rPr>
-                <w:rFonts w:hint="eastAsia" w:ascii="仿宋" w:hAnsi="仿宋" w:eastAsia="仿宋"/>
-                <w:color w:val="000000" w:themeColor="text1"/>
-                <w14:textFill>
-                  <w14:solidFill>
-                    <w14:schemeClr w14:val="tx1"/>
-                  </w14:solidFill>
-                </w14:textFill>
-              </w:rPr>
-              <w:t>%</w:t>
-            </w:r>
-          </w:p>
-        </w:tc>
-        <w:tc>
-          <w:tcPr>
-            <w:tcW w:w="755" w:type="dxa"/>
-            <w:vAlign w:val="center"/>
-          </w:tcPr>
-          <w:p>
-            <w:pPr>
-              <w:ind w:right="243" w:rightChars="116"/>
-              <w:jc w:val="right"/>
-              <w:rPr>
-                <w:rFonts w:hint="eastAsia" w:ascii="仿宋" w:hAnsi="仿宋" w:eastAsia="仿宋"/>
-                <w:color w:val="000000" w:themeColor="text1"/>
-                <w14:textFill>
-                  <w14:solidFill>
-                    <w14:schemeClr w14:val="tx1"/>
-                  </w14:solidFill>
-                </w14:textFill>
-              </w:rPr>
-            </w:pPr>
-            <w:r>
-              <w:rPr>
-                <w:rFonts w:hint="eastAsia" w:ascii="仿宋" w:hAnsi="仿宋" w:eastAsia="仿宋"/>
-                <w:color w:val="000000" w:themeColor="text1"/>
-                <w14:textFill>
-                  <w14:solidFill>
-                    <w14:schemeClr w14:val="tx1"/>
-                  </w14:solidFill>
-                </w14:textFill>
-              </w:rPr>
-              <w:t>%</w:t>
-            </w:r>
-          </w:p>
-        </w:tc>
-        <w:tc>
-          <w:tcPr>
-            <w:tcW w:w="755" w:type="dxa"/>
-            <w:gridSpan w:val="2"/>
-            <w:vAlign w:val="center"/>
-          </w:tcPr>
-          <w:p>
-            <w:pPr>
-              <w:ind w:right="243" w:rightChars="116"/>
-              <w:jc w:val="right"/>
-              <w:rPr>
-                <w:rFonts w:hint="eastAsia" w:ascii="仿宋" w:hAnsi="仿宋" w:eastAsia="仿宋"/>
-                <w:color w:val="000000" w:themeColor="text1"/>
-                <w14:textFill>
-                  <w14:solidFill>
-                    <w14:schemeClr w14:val="tx1"/>
-                  </w14:solidFill>
-                </w14:textFill>
-              </w:rPr>
-            </w:pPr>
-            <w:r>
-              <w:rPr>
-                <w:rFonts w:hint="eastAsia" w:ascii="仿宋" w:hAnsi="仿宋" w:eastAsia="仿宋"/>
-                <w:color w:val="000000" w:themeColor="text1"/>
-                <w14:textFill>
-                  <w14:solidFill>
-                    <w14:schemeClr w14:val="tx1"/>
-                  </w14:solidFill>
-                </w14:textFill>
-              </w:rPr>
-              <w:t>%</w:t>
-            </w:r>
-          </w:p>
-        </w:tc>
-        <w:tc>
-          <w:tcPr>
-            <w:tcW w:w="755" w:type="dxa"/>
-            <w:vAlign w:val="center"/>
-          </w:tcPr>
-          <w:p>
-            <w:pPr>
-              <w:ind w:right="243" w:rightChars="116"/>
-              <w:jc w:val="right"/>
-              <w:rPr>
-                <w:rFonts w:hint="eastAsia" w:ascii="仿宋" w:hAnsi="仿宋" w:eastAsia="仿宋"/>
-                <w:color w:val="000000" w:themeColor="text1"/>
-                <w14:textFill>
-                  <w14:solidFill>
-                    <w14:schemeClr w14:val="tx1"/>
-                  </w14:solidFill>
-                </w14:textFill>
-              </w:rPr>
-            </w:pPr>
-            <w:r>
-              <w:rPr>
-                <w:rFonts w:hint="eastAsia" w:ascii="仿宋" w:hAnsi="仿宋" w:eastAsia="仿宋"/>
-                <w:color w:val="000000" w:themeColor="text1"/>
-                <w14:textFill>
-                  <w14:solidFill>
-                    <w14:schemeClr w14:val="tx1"/>
-                  </w14:solidFill>
-                </w14:textFill>
-              </w:rPr>
-              <w:t>%</w:t>
-            </w:r>
-          </w:p>
-        </w:tc>
-        <w:tc>
-          <w:tcPr>
-            <w:tcW w:w="759" w:type="dxa"/>
+            <w:tcW w:w="1444" w:type="dxa"/>
             <w:vAlign w:val="center"/>
           </w:tcPr>
           <w:p>
@@ -4176,7 +3230,7 @@
         </w:trPr>
         <w:tc>
           <w:tcPr>
-            <w:tcW w:w="1177" w:type="dxa"/>
+            <w:tcW w:w="1151" w:type="dxa"/>
             <w:gridSpan w:val="2"/>
             <w:tcBorders>
               <w:bottom w:val="single" w:color="000000" w:sz="4" w:space="0"/>
@@ -4212,7 +3266,81 @@
         </w:tc>
         <w:tc>
           <w:tcPr>
-            <w:tcW w:w="947" w:type="dxa"/>
+            <w:tcW w:w="1441" w:type="dxa"/>
+            <w:gridSpan w:val="3"/>
+            <w:tcBorders>
+              <w:bottom w:val="single" w:color="000000" w:sz="4" w:space="0"/>
+            </w:tcBorders>
+            <w:vAlign w:val="center"/>
+          </w:tcPr>
+          <w:p>
+            <w:pPr>
+              <w:ind w:right="243" w:rightChars="116"/>
+              <w:jc w:val="right"/>
+              <w:rPr>
+                <w:rFonts w:hint="eastAsia" w:ascii="仿宋" w:hAnsi="仿宋" w:eastAsia="仿宋"/>
+                <w:color w:val="000000" w:themeColor="text1"/>
+                <w14:textFill>
+                  <w14:solidFill>
+                    <w14:schemeClr w14:val="tx1"/>
+                  </w14:solidFill>
+                </w14:textFill>
+              </w:rPr>
+            </w:pPr>
+            <w:r>
+              <w:rPr>
+                <w:rFonts w:hint="eastAsia" w:ascii="仿宋" w:hAnsi="仿宋" w:eastAsia="仿宋"/>
+                <w:color w:val="000000" w:themeColor="text1"/>
+                <w14:textFill>
+                  <w14:solidFill>
+                    <w14:schemeClr w14:val="tx1"/>
+                  </w14:solidFill>
+                </w14:textFill>
+              </w:rPr>
+              <w:t>%</w:t>
+            </w:r>
+          </w:p>
+        </w:tc>
+        <w:tc>
+          <w:tcPr>
+            <w:tcW w:w="1441" w:type="dxa"/>
+            <w:gridSpan w:val="3"/>
+            <w:tcBorders>
+              <w:bottom w:val="single" w:color="000000" w:sz="4" w:space="0"/>
+            </w:tcBorders>
+            <w:vAlign w:val="center"/>
+          </w:tcPr>
+          <w:p>
+            <w:pPr>
+              <w:ind w:right="243" w:rightChars="116"/>
+              <w:jc w:val="right"/>
+              <w:rPr>
+                <w:rFonts w:hint="eastAsia" w:ascii="仿宋" w:hAnsi="仿宋" w:eastAsia="仿宋"/>
+                <w:color w:val="000000" w:themeColor="text1"/>
+                <w14:textFill>
+                  <w14:solidFill>
+                    <w14:schemeClr w14:val="tx1"/>
+                  </w14:solidFill>
+                </w14:textFill>
+              </w:rPr>
+            </w:pPr>
+            <w:r>
+              <w:rPr>
+                <w:rFonts w:hint="eastAsia" w:ascii="仿宋" w:hAnsi="仿宋" w:eastAsia="仿宋"/>
+                <w:color w:val="000000" w:themeColor="text1"/>
+                <w14:textFill>
+                  <w14:solidFill>
+                    <w14:schemeClr w14:val="tx1"/>
+                  </w14:solidFill>
+                </w14:textFill>
+              </w:rPr>
+              <w:t>%</w:t>
+            </w:r>
+          </w:p>
+        </w:tc>
+        <w:tc>
+          <w:tcPr>
+            <w:tcW w:w="1441" w:type="dxa"/>
             <w:gridSpan w:val="2"/>
             <w:tcBorders>
               <w:bottom w:val="single" w:color="000000" w:sz="4" w:space="0"/>
@@ -4249,11 +3377,8 @@
         </w:tc>
         <w:tc>
           <w:tcPr>
-            <w:tcW w:w="845" w:type="dxa"/>
+            <w:tcW w:w="1441" w:type="dxa"/>
             <w:gridSpan w:val="2"/>
-            <w:tcBorders>
-              <w:bottom w:val="single" w:color="000000" w:sz="4" w:space="0"/>
-            </w:tcBorders>
             <w:vAlign w:val="center"/>
           </w:tcPr>
           <w:p>
@@ -4286,212 +3411,7 @@
         </w:tc>
         <w:tc>
           <w:tcPr>
-            <w:tcW w:w="818" w:type="dxa"/>
-            <w:gridSpan w:val="2"/>
-            <w:tcBorders>
-              <w:bottom w:val="single" w:color="000000" w:sz="4" w:space="0"/>
-            </w:tcBorders>
-            <w:vAlign w:val="center"/>
-          </w:tcPr>
-          <w:p>
-            <w:pPr>
-              <w:ind w:right="243" w:rightChars="116"/>
-              <w:jc w:val="right"/>
-              <w:rPr>
-                <w:rFonts w:hint="eastAsia" w:ascii="仿宋" w:hAnsi="仿宋" w:eastAsia="仿宋"/>
-                <w:color w:val="000000" w:themeColor="text1"/>
-                <w14:textFill>
-                  <w14:solidFill>
-                    <w14:schemeClr w14:val="tx1"/>
-                  </w14:solidFill>
-                </w14:textFill>
-              </w:rPr>
-            </w:pPr>
-            <w:r>
-              <w:rPr>
-                <w:rFonts w:hint="eastAsia" w:ascii="仿宋" w:hAnsi="仿宋" w:eastAsia="仿宋"/>
-                <w:color w:val="000000" w:themeColor="text1"/>
-                <w14:textFill>
-                  <w14:solidFill>
-                    <w14:schemeClr w14:val="tx1"/>
-                  </w14:solidFill>
-                </w14:textFill>
-              </w:rPr>
-              <w:t>%</w:t>
-            </w:r>
-          </w:p>
-        </w:tc>
-        <w:tc>
-          <w:tcPr>
-            <w:tcW w:w="793" w:type="dxa"/>
-            <w:gridSpan w:val="2"/>
-            <w:vAlign w:val="center"/>
-          </w:tcPr>
-          <w:p>
-            <w:pPr>
-              <w:ind w:right="243" w:rightChars="116"/>
-              <w:jc w:val="right"/>
-              <w:rPr>
-                <w:rFonts w:hint="eastAsia" w:ascii="仿宋" w:hAnsi="仿宋" w:eastAsia="仿宋"/>
-                <w:color w:val="000000" w:themeColor="text1"/>
-                <w14:textFill>
-                  <w14:solidFill>
-                    <w14:schemeClr w14:val="tx1"/>
-                  </w14:solidFill>
-                </w14:textFill>
-              </w:rPr>
-            </w:pPr>
-            <w:r>
-              <w:rPr>
-                <w:rFonts w:hint="eastAsia" w:ascii="仿宋" w:hAnsi="仿宋" w:eastAsia="仿宋"/>
-                <w:color w:val="000000" w:themeColor="text1"/>
-                <w14:textFill>
-                  <w14:solidFill>
-                    <w14:schemeClr w14:val="tx1"/>
-                  </w14:solidFill>
-                </w14:textFill>
-              </w:rPr>
-              <w:t>%</w:t>
-            </w:r>
-          </w:p>
-        </w:tc>
-        <w:tc>
-          <w:tcPr>
-            <w:tcW w:w="755" w:type="dxa"/>
-            <w:gridSpan w:val="2"/>
-            <w:vAlign w:val="center"/>
-          </w:tcPr>
-          <w:p>
-            <w:pPr>
-              <w:ind w:right="243" w:rightChars="116"/>
-              <w:jc w:val="right"/>
-              <w:rPr>
-                <w:rFonts w:hint="eastAsia" w:ascii="仿宋" w:hAnsi="仿宋" w:eastAsia="仿宋"/>
-                <w:color w:val="000000" w:themeColor="text1"/>
-                <w14:textFill>
-                  <w14:solidFill>
-                    <w14:schemeClr w14:val="tx1"/>
-                  </w14:solidFill>
-                </w14:textFill>
-              </w:rPr>
-            </w:pPr>
-            <w:r>
-              <w:rPr>
-                <w:rFonts w:hint="eastAsia" w:ascii="仿宋" w:hAnsi="仿宋" w:eastAsia="仿宋"/>
-                <w:color w:val="000000" w:themeColor="text1"/>
-                <w14:textFill>
-                  <w14:solidFill>
-                    <w14:schemeClr w14:val="tx1"/>
-                  </w14:solidFill>
-                </w14:textFill>
-              </w:rPr>
-              <w:t>%</w:t>
-            </w:r>
-          </w:p>
-        </w:tc>
-        <w:tc>
-          <w:tcPr>
-            <w:tcW w:w="755" w:type="dxa"/>
-            <w:vAlign w:val="center"/>
-          </w:tcPr>
-          <w:p>
-            <w:pPr>
-              <w:ind w:right="243" w:rightChars="116"/>
-              <w:jc w:val="right"/>
-              <w:rPr>
-                <w:rFonts w:hint="eastAsia" w:ascii="仿宋" w:hAnsi="仿宋" w:eastAsia="仿宋"/>
-                <w:color w:val="000000" w:themeColor="text1"/>
-                <w14:textFill>
-                  <w14:solidFill>
-                    <w14:schemeClr w14:val="tx1"/>
-                  </w14:solidFill>
-                </w14:textFill>
-              </w:rPr>
-            </w:pPr>
-            <w:r>
-              <w:rPr>
-                <w:rFonts w:hint="eastAsia" w:ascii="仿宋" w:hAnsi="仿宋" w:eastAsia="仿宋"/>
-                <w:color w:val="000000" w:themeColor="text1"/>
-                <w14:textFill>
-                  <w14:solidFill>
-                    <w14:schemeClr w14:val="tx1"/>
-                  </w14:solidFill>
-                </w14:textFill>
-              </w:rPr>
-              <w:t>%</w:t>
-            </w:r>
-          </w:p>
-        </w:tc>
-        <w:tc>
-          <w:tcPr>
-            <w:tcW w:w="755" w:type="dxa"/>
-            <w:gridSpan w:val="2"/>
-            <w:vAlign w:val="center"/>
-          </w:tcPr>
-          <w:p>
-            <w:pPr>
-              <w:ind w:right="243" w:rightChars="116"/>
-              <w:jc w:val="right"/>
-              <w:rPr>
-                <w:rFonts w:hint="eastAsia" w:ascii="仿宋" w:hAnsi="仿宋" w:eastAsia="仿宋"/>
-                <w:color w:val="000000" w:themeColor="text1"/>
-                <w14:textFill>
-                  <w14:solidFill>
-                    <w14:schemeClr w14:val="tx1"/>
-                  </w14:solidFill>
-                </w14:textFill>
-              </w:rPr>
-            </w:pPr>
-            <w:r>
-              <w:rPr>
-                <w:rFonts w:hint="eastAsia" w:ascii="仿宋" w:hAnsi="仿宋" w:eastAsia="仿宋"/>
-                <w:color w:val="000000" w:themeColor="text1"/>
-                <w14:textFill>
-                  <w14:solidFill>
-                    <w14:schemeClr w14:val="tx1"/>
-                  </w14:solidFill>
-                </w14:textFill>
-              </w:rPr>
-              <w:t>%</w:t>
-            </w:r>
-          </w:p>
-        </w:tc>
-        <w:tc>
-          <w:tcPr>
-            <w:tcW w:w="755" w:type="dxa"/>
-            <w:vAlign w:val="center"/>
-          </w:tcPr>
-          <w:p>
-            <w:pPr>
-              <w:ind w:right="243" w:rightChars="116"/>
-              <w:jc w:val="right"/>
-              <w:rPr>
-                <w:rFonts w:hint="eastAsia" w:ascii="仿宋" w:hAnsi="仿宋" w:eastAsia="仿宋"/>
-                <w:color w:val="000000" w:themeColor="text1"/>
-                <w14:textFill>
-                  <w14:solidFill>
-                    <w14:schemeClr w14:val="tx1"/>
-                  </w14:solidFill>
-                </w14:textFill>
-              </w:rPr>
-            </w:pPr>
-            <w:r>
-              <w:rPr>
-                <w:rFonts w:hint="eastAsia" w:ascii="仿宋" w:hAnsi="仿宋" w:eastAsia="仿宋"/>
-                <w:color w:val="000000" w:themeColor="text1"/>
-                <w14:textFill>
-                  <w14:solidFill>
-                    <w14:schemeClr w14:val="tx1"/>
-                  </w14:solidFill>
-                </w14:textFill>
-              </w:rPr>
-              <w:t>%</w:t>
-            </w:r>
-          </w:p>
-        </w:tc>
-        <w:tc>
-          <w:tcPr>
-            <w:tcW w:w="759" w:type="dxa"/>
+            <w:tcW w:w="1444" w:type="dxa"/>
             <w:vAlign w:val="center"/>
           </w:tcPr>
           <w:p>
@@ -4545,7 +3465,7 @@
         </w:trPr>
         <w:tc>
           <w:tcPr>
-            <w:tcW w:w="1177" w:type="dxa"/>
+            <w:tcW w:w="1151" w:type="dxa"/>
             <w:gridSpan w:val="2"/>
             <w:tcBorders>
               <w:bottom w:val="single" w:color="000000" w:sz="4" w:space="0"/>
@@ -4569,7 +3489,57 @@
         </w:tc>
         <w:tc>
           <w:tcPr>
-            <w:tcW w:w="947" w:type="dxa"/>
+            <w:tcW w:w="1441" w:type="dxa"/>
+            <w:gridSpan w:val="3"/>
+            <w:tcBorders>
+              <w:bottom w:val="single" w:color="000000" w:sz="4" w:space="0"/>
+            </w:tcBorders>
+            <w:vAlign w:val="center"/>
+          </w:tcPr>
+          <w:p>
+            <w:pPr>
+              <w:ind w:right="243" w:rightChars="116"/>
+              <w:jc w:val="right"/>
+              <w:rPr>
+                <w:rFonts w:hint="eastAsia" w:ascii="仿宋" w:hAnsi="仿宋" w:eastAsia="仿宋"/>
+                <w:color w:val="000000" w:themeColor="text1"/>
+                <w14:textFill>
+                  <w14:solidFill>
+                    <w14:schemeClr w14:val="tx1"/>
+                  </w14:solidFill>
+                </w14:textFill>
+              </w:rPr>
+            </w:pPr>
+          </w:p>
+        </w:tc>
+        <w:tc>
+          <w:tcPr>
+            <w:tcW w:w="1441" w:type="dxa"/>
+            <w:gridSpan w:val="3"/>
+            <w:tcBorders>
+              <w:bottom w:val="single" w:color="000000" w:sz="4" w:space="0"/>
+            </w:tcBorders>
+            <w:vAlign w:val="center"/>
+          </w:tcPr>
+          <w:p>
+            <w:pPr>
+              <w:ind w:right="243" w:rightChars="116"/>
+              <w:jc w:val="right"/>
+              <w:rPr>
+                <w:rFonts w:hint="eastAsia" w:ascii="仿宋" w:hAnsi="仿宋" w:eastAsia="仿宋"/>
+                <w:color w:val="000000" w:themeColor="text1"/>
+                <w14:textFill>
+                  <w14:solidFill>
+                    <w14:schemeClr w14:val="tx1"/>
+                  </w14:solidFill>
+                </w14:textFill>
+              </w:rPr>
+            </w:pPr>
+          </w:p>
+        </w:tc>
+        <w:tc>
+          <w:tcPr>
+            <w:tcW w:w="1441" w:type="dxa"/>
             <w:gridSpan w:val="2"/>
             <w:tcBorders>
               <w:bottom w:val="single" w:color="000000" w:sz="4" w:space="0"/>
@@ -4594,11 +3564,8 @@
         </w:tc>
         <w:tc>
           <w:tcPr>
-            <w:tcW w:w="845" w:type="dxa"/>
+            <w:tcW w:w="1441" w:type="dxa"/>
             <w:gridSpan w:val="2"/>
-            <w:tcBorders>
-              <w:bottom w:val="single" w:color="000000" w:sz="4" w:space="0"/>
-            </w:tcBorders>
             <w:vAlign w:val="center"/>
           </w:tcPr>
           <w:p>
@@ -4619,140 +3586,7 @@
         </w:tc>
         <w:tc>
           <w:tcPr>
-            <w:tcW w:w="818" w:type="dxa"/>
-            <w:gridSpan w:val="2"/>
-            <w:tcBorders>
-              <w:bottom w:val="single" w:color="000000" w:sz="4" w:space="0"/>
-            </w:tcBorders>
-            <w:vAlign w:val="center"/>
-          </w:tcPr>
-          <w:p>
-            <w:pPr>
-              <w:ind w:right="243" w:rightChars="116"/>
-              <w:jc w:val="right"/>
-              <w:rPr>
-                <w:rFonts w:hint="eastAsia" w:ascii="仿宋" w:hAnsi="仿宋" w:eastAsia="仿宋"/>
-                <w:color w:val="000000" w:themeColor="text1"/>
-                <w14:textFill>
-                  <w14:solidFill>
-                    <w14:schemeClr w14:val="tx1"/>
-                  </w14:solidFill>
-                </w14:textFill>
-              </w:rPr>
-            </w:pPr>
-          </w:p>
-        </w:tc>
-        <w:tc>
-          <w:tcPr>
-            <w:tcW w:w="793" w:type="dxa"/>
-            <w:gridSpan w:val="2"/>
-            <w:vAlign w:val="center"/>
-          </w:tcPr>
-          <w:p>
-            <w:pPr>
-              <w:ind w:right="243" w:rightChars="116"/>
-              <w:jc w:val="right"/>
-              <w:rPr>
-                <w:rFonts w:hint="eastAsia" w:ascii="仿宋" w:hAnsi="仿宋" w:eastAsia="仿宋"/>
-                <w:color w:val="000000" w:themeColor="text1"/>
-                <w14:textFill>
-                  <w14:solidFill>
-                    <w14:schemeClr w14:val="tx1"/>
-                  </w14:solidFill>
-                </w14:textFill>
-              </w:rPr>
-            </w:pPr>
-          </w:p>
-        </w:tc>
-        <w:tc>
-          <w:tcPr>
-            <w:tcW w:w="755" w:type="dxa"/>
-            <w:gridSpan w:val="2"/>
-            <w:vAlign w:val="center"/>
-          </w:tcPr>
-          <w:p>
-            <w:pPr>
-              <w:ind w:right="243" w:rightChars="116"/>
-              <w:jc w:val="right"/>
-              <w:rPr>
-                <w:rFonts w:hint="eastAsia" w:ascii="仿宋" w:hAnsi="仿宋" w:eastAsia="仿宋"/>
-                <w:color w:val="000000" w:themeColor="text1"/>
-                <w14:textFill>
-                  <w14:solidFill>
-                    <w14:schemeClr w14:val="tx1"/>
-                  </w14:solidFill>
-                </w14:textFill>
-              </w:rPr>
-            </w:pPr>
-          </w:p>
-        </w:tc>
-        <w:tc>
-          <w:tcPr>
-            <w:tcW w:w="755" w:type="dxa"/>
-            <w:vAlign w:val="center"/>
-          </w:tcPr>
-          <w:p>
-            <w:pPr>
-              <w:ind w:right="243" w:rightChars="116"/>
-              <w:jc w:val="right"/>
-              <w:rPr>
-                <w:rFonts w:hint="eastAsia" w:ascii="仿宋" w:hAnsi="仿宋" w:eastAsia="仿宋"/>
-                <w:color w:val="000000" w:themeColor="text1"/>
-                <w14:textFill>
-                  <w14:solidFill>
-                    <w14:schemeClr w14:val="tx1"/>
-                  </w14:solidFill>
-                </w14:textFill>
-              </w:rPr>
-            </w:pPr>
-          </w:p>
-        </w:tc>
-        <w:tc>
-          <w:tcPr>
-            <w:tcW w:w="755" w:type="dxa"/>
-            <w:gridSpan w:val="2"/>
-            <w:vAlign w:val="center"/>
-          </w:tcPr>
-          <w:p>
-            <w:pPr>
-              <w:ind w:right="243" w:rightChars="116"/>
-              <w:jc w:val="right"/>
-              <w:rPr>
-                <w:rFonts w:hint="eastAsia" w:ascii="仿宋" w:hAnsi="仿宋" w:eastAsia="仿宋"/>
-                <w:color w:val="000000" w:themeColor="text1"/>
-                <w14:textFill>
-                  <w14:solidFill>
-                    <w14:schemeClr w14:val="tx1"/>
-                  </w14:solidFill>
-                </w14:textFill>
-              </w:rPr>
-            </w:pPr>
-          </w:p>
-        </w:tc>
-        <w:tc>
-          <w:tcPr>
-            <w:tcW w:w="755" w:type="dxa"/>
-            <w:vAlign w:val="center"/>
-          </w:tcPr>
-          <w:p>
-            <w:pPr>
-              <w:ind w:right="243" w:rightChars="116"/>
-              <w:jc w:val="right"/>
-              <w:rPr>
-                <w:rFonts w:hint="eastAsia" w:ascii="仿宋" w:hAnsi="仿宋" w:eastAsia="仿宋"/>
-                <w:color w:val="000000" w:themeColor="text1"/>
-                <w14:textFill>
-                  <w14:solidFill>
-                    <w14:schemeClr w14:val="tx1"/>
-                  </w14:solidFill>
-                </w14:textFill>
-              </w:rPr>
-            </w:pPr>
-          </w:p>
-        </w:tc>
-        <w:tc>
-          <w:tcPr>
-            <w:tcW w:w="759" w:type="dxa"/>
+            <w:tcW w:w="1444" w:type="dxa"/>
             <w:vAlign w:val="center"/>
           </w:tcPr>
           <w:p>
@@ -4794,7 +3628,7 @@
         </w:trPr>
         <w:tc>
           <w:tcPr>
-            <w:tcW w:w="1688" w:type="dxa"/>
+            <w:tcW w:w="1698" w:type="dxa"/>
             <w:gridSpan w:val="3"/>
             <w:tcBorders>
               <w:top w:val="single" w:color="000000" w:sz="4" w:space="0"/>
@@ -4831,8 +3665,8 @@
         </w:tc>
         <w:tc>
           <w:tcPr>
-            <w:tcW w:w="6671" w:type="dxa"/>
-            <w:gridSpan w:val="14"/>
+            <w:tcW w:w="6661" w:type="dxa"/>
+            <w:gridSpan w:val="10"/>
             <w:tcBorders>
               <w:top w:val="single" w:color="000000" w:sz="4" w:space="0"/>
             </w:tcBorders>
@@ -5093,7 +3927,7 @@
         </w:trPr>
         <w:tc>
           <w:tcPr>
-            <w:tcW w:w="1688" w:type="dxa"/>
+            <w:tcW w:w="1698" w:type="dxa"/>
             <w:gridSpan w:val="3"/>
             <w:vAlign w:val="center"/>
           </w:tcPr>
@@ -5126,8 +3960,8 @@
         </w:tc>
         <w:tc>
           <w:tcPr>
-            <w:tcW w:w="6671" w:type="dxa"/>
-            <w:gridSpan w:val="14"/>
+            <w:tcW w:w="6661" w:type="dxa"/>
+            <w:gridSpan w:val="10"/>
             <w:vAlign w:val="center"/>
           </w:tcPr>
           <w:p>
@@ -5249,7 +4083,7 @@
         </w:trPr>
         <w:tc>
           <w:tcPr>
-            <w:tcW w:w="1688" w:type="dxa"/>
+            <w:tcW w:w="1698" w:type="dxa"/>
             <w:gridSpan w:val="3"/>
             <w:vAlign w:val="center"/>
           </w:tcPr>
@@ -5282,22 +4116,36 @@
         </w:tc>
         <w:tc>
           <w:tcPr>
-            <w:tcW w:w="6671" w:type="dxa"/>
-            <w:gridSpan w:val="14"/>
-            <w:vAlign w:val="center"/>
-          </w:tcPr>
-          <w:p>
-            <w:pPr>
-              <w:rPr>
-                <w:rFonts w:hint="eastAsia" w:ascii="仿宋" w:hAnsi="仿宋" w:eastAsia="仿宋"/>
-                <w:color w:val="000000" w:themeColor="text1"/>
-                <w14:textFill>
-                  <w14:solidFill>
-                    <w14:schemeClr w14:val="tx1"/>
-                  </w14:solidFill>
-                </w14:textFill>
-              </w:rPr>
-            </w:pPr>
+            <w:tcW w:w="6661" w:type="dxa"/>
+            <w:gridSpan w:val="10"/>
+            <w:vAlign w:val="center"/>
+          </w:tcPr>
+          <w:p>
+            <w:pPr>
+              <w:rPr>
+                <w:rFonts w:hint="eastAsia" w:ascii="仿宋" w:hAnsi="仿宋" w:eastAsia="仿宋"/>
+                <w:color w:val="000000" w:themeColor="text1"/>
+                <w14:textFill>
+                  <w14:solidFill>
+                    <w14:schemeClr w14:val="tx1"/>
+                  </w14:solidFill>
+                </w14:textFill>
+              </w:rPr>
+            </w:pPr>
+            <w:r>
+              <w:rPr>
+                <w:rFonts w:hint="eastAsia" w:ascii="Times New Roman" w:hAnsi="Times New Roman" w:eastAsia="仿宋" w:cs="Times New Roman"/>
+                <w:smallCaps/>
+                <w:color w:val="000000" w:themeColor="text1"/>
+                <w:lang w:eastAsia="zh-CN"/>
+                <w14:textFill>
+                  <w14:solidFill>
+                    <w14:schemeClr w14:val="tx1"/>
+                  </w14:solidFill>
+                </w14:textFill>
+              </w:rPr>
+              <w:t>☑</w:t>
+            </w:r>
             <w:r>
               <w:rPr>
                 <w:rFonts w:hint="default" w:ascii="Times New Roman" w:hAnsi="Times New Roman" w:eastAsia="仿宋" w:cs="Times New Roman"/>
@@ -5309,7 +4157,7 @@
                   </w14:solidFill>
                 </w14:textFill>
               </w:rPr>
-              <w:t xml:space="preserve">□Windows </w:t>
+              <w:t xml:space="preserve">Windows </w:t>
             </w:r>
             <w:r>
               <w:rPr>
@@ -5418,7 +4266,7 @@
         </w:trPr>
         <w:tc>
           <w:tcPr>
-            <w:tcW w:w="1688" w:type="dxa"/>
+            <w:tcW w:w="1698" w:type="dxa"/>
             <w:gridSpan w:val="3"/>
             <w:vAlign w:val="center"/>
           </w:tcPr>
@@ -5451,8 +4299,8 @@
         </w:tc>
         <w:tc>
           <w:tcPr>
-            <w:tcW w:w="6671" w:type="dxa"/>
-            <w:gridSpan w:val="14"/>
+            <w:tcW w:w="6661" w:type="dxa"/>
+            <w:gridSpan w:val="10"/>
             <w:vAlign w:val="center"/>
           </w:tcPr>
           <w:p>
@@ -5481,7 +4329,7 @@
                   </w14:solidFill>
                 </w14:textFill>
               </w:rPr>
-              <w:t>Visual Studio Code、IntelliJ IDEA、DataGrip、PyCharm</w:t>
+              <w:t>Visual Studio Code、IntelliJ IDEA、DataGrip、PyCharm、Figma</w:t>
             </w:r>
           </w:p>
         </w:tc>
@@ -5508,7 +4356,7 @@
         </w:trPr>
         <w:tc>
           <w:tcPr>
-            <w:tcW w:w="1688" w:type="dxa"/>
+            <w:tcW w:w="1698" w:type="dxa"/>
             <w:gridSpan w:val="3"/>
             <w:tcBorders>
               <w:bottom w:val="single" w:color="000000" w:sz="4" w:space="0"/>
@@ -5556,8 +4404,8 @@
         </w:tc>
         <w:tc>
           <w:tcPr>
-            <w:tcW w:w="6671" w:type="dxa"/>
-            <w:gridSpan w:val="14"/>
+            <w:tcW w:w="6661" w:type="dxa"/>
+            <w:gridSpan w:val="10"/>
             <w:tcBorders>
               <w:bottom w:val="single" w:color="000000" w:sz="4" w:space="0"/>
             </w:tcBorders>
@@ -5919,7 +4767,7 @@
         </w:trPr>
         <w:tc>
           <w:tcPr>
-            <w:tcW w:w="1688" w:type="dxa"/>
+            <w:tcW w:w="1698" w:type="dxa"/>
             <w:gridSpan w:val="3"/>
             <w:tcBorders>
               <w:top w:val="single" w:color="000000" w:sz="4" w:space="0"/>
@@ -5958,8 +4806,8 @@
         </w:tc>
         <w:tc>
           <w:tcPr>
-            <w:tcW w:w="6671" w:type="dxa"/>
-            <w:gridSpan w:val="14"/>
+            <w:tcW w:w="6661" w:type="dxa"/>
+            <w:gridSpan w:val="10"/>
             <w:tcBorders>
               <w:top w:val="single" w:color="000000" w:sz="4" w:space="0"/>
               <w:left w:val="single" w:color="000000" w:sz="4" w:space="0"/>
@@ -6005,13 +4853,27 @@
                   </w14:solidFill>
                 </w14:textFill>
               </w:rPr>
-              <w:t xml:space="preserve"> □</w:t>
+              <w:t xml:space="preserve"> </w:t>
             </w:r>
             <w:r>
               <w:rPr>
                 <w:rFonts w:hint="eastAsia" w:ascii="仿宋" w:hAnsi="仿宋" w:eastAsia="仿宋"/>
                 <w:smallCaps/>
                 <w:color w:val="000000" w:themeColor="text1"/>
+                <w:lang w:eastAsia="zh-CN"/>
+                <w14:textFill>
+                  <w14:solidFill>
+                    <w14:schemeClr w14:val="tx1"/>
+                  </w14:solidFill>
+                </w14:textFill>
+              </w:rPr>
+              <w:t>☑</w:t>
+            </w:r>
+            <w:r>
+              <w:rPr>
+                <w:rFonts w:hint="eastAsia" w:ascii="仿宋" w:hAnsi="仿宋" w:eastAsia="仿宋"/>
+                <w:smallCaps/>
+                <w:color w:val="000000" w:themeColor="text1"/>
                 <w:lang w:val="en-US" w:eastAsia="zh-CN"/>
                 <w14:textFill>
                   <w14:solidFill>
@@ -6075,8 +4937,6 @@
               </w:rPr>
               <w:t xml:space="preserve">演示视频 </w:t>
             </w:r>
-            <w:bookmarkStart w:id="1" w:name="_GoBack"/>
-            <w:bookmarkEnd w:id="1"/>
             <w:r>
               <w:rPr>
                 <w:rFonts w:hint="eastAsia" w:ascii="仿宋" w:hAnsi="仿宋" w:eastAsia="仿宋"/>
@@ -6356,7 +5216,7 @@
         <w:tc>
           <w:tcPr>
             <w:tcW w:w="8359" w:type="dxa"/>
-            <w:gridSpan w:val="17"/>
+            <w:gridSpan w:val="13"/>
             <w:tcBorders>
               <w:top w:val="single" w:color="000000" w:sz="4" w:space="0"/>
               <w:bottom w:val="single" w:color="000000" w:sz="4" w:space="0"/>
@@ -6717,7 +5577,7 @@
         </w:trPr>
         <w:tc>
           <w:tcPr>
-            <w:tcW w:w="693" w:type="dxa"/>
+            <w:tcW w:w="683" w:type="dxa"/>
             <w:tcBorders>
               <w:top w:val="single" w:color="000000" w:sz="4" w:space="0"/>
             </w:tcBorders>
@@ -6752,8 +5612,8 @@
         </w:tc>
         <w:tc>
           <w:tcPr>
-            <w:tcW w:w="3120" w:type="dxa"/>
-            <w:gridSpan w:val="8"/>
+            <w:tcW w:w="3167" w:type="dxa"/>
+            <w:gridSpan w:val="6"/>
             <w:tcBorders>
               <w:top w:val="single" w:color="000000" w:sz="4" w:space="0"/>
             </w:tcBorders>
@@ -6788,8 +5648,8 @@
         </w:tc>
         <w:tc>
           <w:tcPr>
-            <w:tcW w:w="2407" w:type="dxa"/>
-            <w:gridSpan w:val="5"/>
+            <w:tcW w:w="2388" w:type="dxa"/>
+            <w:gridSpan w:val="4"/>
             <w:tcBorders>
               <w:top w:val="single" w:color="000000" w:sz="4" w:space="0"/>
             </w:tcBorders>
@@ -6824,8 +5684,8 @@
         </w:tc>
         <w:tc>
           <w:tcPr>
-            <w:tcW w:w="2139" w:type="dxa"/>
-            <w:gridSpan w:val="3"/>
+            <w:tcW w:w="2121" w:type="dxa"/>
+            <w:gridSpan w:val="2"/>
             <w:tcBorders>
               <w:top w:val="single" w:color="000000" w:sz="4" w:space="0"/>
             </w:tcBorders>
@@ -6881,7 +5741,7 @@
         </w:trPr>
         <w:tc>
           <w:tcPr>
-            <w:tcW w:w="693" w:type="dxa"/>
+            <w:tcW w:w="683" w:type="dxa"/>
             <w:vAlign w:val="center"/>
           </w:tcPr>
           <w:p>
@@ -6913,8 +5773,8 @@
         </w:tc>
         <w:tc>
           <w:tcPr>
-            <w:tcW w:w="3120" w:type="dxa"/>
-            <w:gridSpan w:val="8"/>
+            <w:tcW w:w="3167" w:type="dxa"/>
+            <w:gridSpan w:val="6"/>
             <w:vAlign w:val="center"/>
           </w:tcPr>
           <w:p>
@@ -6970,8 +5830,8 @@
         </w:tc>
         <w:tc>
           <w:tcPr>
-            <w:tcW w:w="2407" w:type="dxa"/>
-            <w:gridSpan w:val="5"/>
+            <w:tcW w:w="2388" w:type="dxa"/>
+            <w:gridSpan w:val="4"/>
             <w:vAlign w:val="center"/>
           </w:tcPr>
           <w:p>
@@ -7106,8 +5966,8 @@
         </w:tc>
         <w:tc>
           <w:tcPr>
-            <w:tcW w:w="2139" w:type="dxa"/>
-            <w:gridSpan w:val="3"/>
+            <w:tcW w:w="2121" w:type="dxa"/>
+            <w:gridSpan w:val="2"/>
             <w:vAlign w:val="center"/>
           </w:tcPr>
           <w:p>
@@ -7224,7 +6084,7 @@
         </w:trPr>
         <w:tc>
           <w:tcPr>
-            <w:tcW w:w="693" w:type="dxa"/>
+            <w:tcW w:w="683" w:type="dxa"/>
             <w:vAlign w:val="center"/>
           </w:tcPr>
           <w:p>
@@ -7256,8 +6116,8 @@
         </w:tc>
         <w:tc>
           <w:tcPr>
-            <w:tcW w:w="3120" w:type="dxa"/>
-            <w:gridSpan w:val="8"/>
+            <w:tcW w:w="3167" w:type="dxa"/>
+            <w:gridSpan w:val="6"/>
             <w:vAlign w:val="center"/>
           </w:tcPr>
           <w:p>
@@ -7313,8 +6173,8 @@
         </w:tc>
         <w:tc>
           <w:tcPr>
-            <w:tcW w:w="2407" w:type="dxa"/>
-            <w:gridSpan w:val="5"/>
+            <w:tcW w:w="2388" w:type="dxa"/>
+            <w:gridSpan w:val="4"/>
             <w:vAlign w:val="center"/>
           </w:tcPr>
           <w:p>
@@ -7448,8 +6308,8 @@
         </w:tc>
         <w:tc>
           <w:tcPr>
-            <w:tcW w:w="2139" w:type="dxa"/>
-            <w:gridSpan w:val="3"/>
+            <w:tcW w:w="2121" w:type="dxa"/>
+            <w:gridSpan w:val="2"/>
             <w:vAlign w:val="center"/>
           </w:tcPr>
           <w:p>
@@ -7604,7 +6464,7 @@
         </w:trPr>
         <w:tc>
           <w:tcPr>
-            <w:tcW w:w="693" w:type="dxa"/>
+            <w:tcW w:w="683" w:type="dxa"/>
             <w:vAlign w:val="center"/>
           </w:tcPr>
           <w:p>
@@ -7636,8 +6496,8 @@
         </w:tc>
         <w:tc>
           <w:tcPr>
-            <w:tcW w:w="3120" w:type="dxa"/>
-            <w:gridSpan w:val="8"/>
+            <w:tcW w:w="3167" w:type="dxa"/>
+            <w:gridSpan w:val="6"/>
             <w:vAlign w:val="center"/>
           </w:tcPr>
           <w:p>
@@ -7693,8 +6553,8 @@
         </w:tc>
         <w:tc>
           <w:tcPr>
-            <w:tcW w:w="2407" w:type="dxa"/>
-            <w:gridSpan w:val="5"/>
+            <w:tcW w:w="2388" w:type="dxa"/>
+            <w:gridSpan w:val="4"/>
             <w:vAlign w:val="center"/>
           </w:tcPr>
           <w:p>
@@ -7828,8 +6688,8 @@
         </w:tc>
         <w:tc>
           <w:tcPr>
-            <w:tcW w:w="2139" w:type="dxa"/>
-            <w:gridSpan w:val="3"/>
+            <w:tcW w:w="2121" w:type="dxa"/>
+            <w:gridSpan w:val="2"/>
             <w:vAlign w:val="center"/>
           </w:tcPr>
           <w:p>
@@ -7997,7 +6857,7 @@
         </w:trPr>
         <w:tc>
           <w:tcPr>
-            <w:tcW w:w="693" w:type="dxa"/>
+            <w:tcW w:w="683" w:type="dxa"/>
             <w:vAlign w:val="center"/>
           </w:tcPr>
           <w:p>
@@ -8029,8 +6889,8 @@
         </w:tc>
         <w:tc>
           <w:tcPr>
-            <w:tcW w:w="3120" w:type="dxa"/>
-            <w:gridSpan w:val="8"/>
+            <w:tcW w:w="3167" w:type="dxa"/>
+            <w:gridSpan w:val="6"/>
             <w:vAlign w:val="center"/>
           </w:tcPr>
           <w:p>
@@ -8086,8 +6946,8 @@
         </w:tc>
         <w:tc>
           <w:tcPr>
-            <w:tcW w:w="2407" w:type="dxa"/>
-            <w:gridSpan w:val="5"/>
+            <w:tcW w:w="2388" w:type="dxa"/>
+            <w:gridSpan w:val="4"/>
             <w:vAlign w:val="center"/>
           </w:tcPr>
           <w:p>
@@ -8221,8 +7081,8 @@
         </w:tc>
         <w:tc>
           <w:tcPr>
-            <w:tcW w:w="2139" w:type="dxa"/>
-            <w:gridSpan w:val="3"/>
+            <w:tcW w:w="2121" w:type="dxa"/>
+            <w:gridSpan w:val="2"/>
             <w:vAlign w:val="center"/>
           </w:tcPr>
           <w:p>
@@ -8377,7 +7237,7 @@
         </w:trPr>
         <w:tc>
           <w:tcPr>
-            <w:tcW w:w="693" w:type="dxa"/>
+            <w:tcW w:w="683" w:type="dxa"/>
             <w:vAlign w:val="center"/>
           </w:tcPr>
           <w:p>
@@ -8409,8 +7269,8 @@
         </w:tc>
         <w:tc>
           <w:tcPr>
-            <w:tcW w:w="3120" w:type="dxa"/>
-            <w:gridSpan w:val="8"/>
+            <w:tcW w:w="3167" w:type="dxa"/>
+            <w:gridSpan w:val="6"/>
             <w:vAlign w:val="center"/>
           </w:tcPr>
           <w:p>
@@ -8466,8 +7326,8 @@
         </w:tc>
         <w:tc>
           <w:tcPr>
-            <w:tcW w:w="2407" w:type="dxa"/>
-            <w:gridSpan w:val="5"/>
+            <w:tcW w:w="2388" w:type="dxa"/>
+            <w:gridSpan w:val="4"/>
             <w:vAlign w:val="center"/>
           </w:tcPr>
           <w:p>
@@ -8601,8 +7461,8 @@
         </w:tc>
         <w:tc>
           <w:tcPr>
-            <w:tcW w:w="2139" w:type="dxa"/>
-            <w:gridSpan w:val="3"/>
+            <w:tcW w:w="2121" w:type="dxa"/>
+            <w:gridSpan w:val="2"/>
             <w:vAlign w:val="center"/>
           </w:tcPr>
           <w:p>
@@ -8757,7 +7617,7 @@
         </w:trPr>
         <w:tc>
           <w:tcPr>
-            <w:tcW w:w="693" w:type="dxa"/>
+            <w:tcW w:w="683" w:type="dxa"/>
             <w:vAlign w:val="center"/>
           </w:tcPr>
           <w:p>
@@ -8789,8 +7649,8 @@
         </w:tc>
         <w:tc>
           <w:tcPr>
-            <w:tcW w:w="3120" w:type="dxa"/>
-            <w:gridSpan w:val="8"/>
+            <w:tcW w:w="3167" w:type="dxa"/>
+            <w:gridSpan w:val="6"/>
             <w:vAlign w:val="center"/>
           </w:tcPr>
           <w:p>
@@ -8846,8 +7706,8 @@
         </w:tc>
         <w:tc>
           <w:tcPr>
-            <w:tcW w:w="2407" w:type="dxa"/>
-            <w:gridSpan w:val="5"/>
+            <w:tcW w:w="2388" w:type="dxa"/>
+            <w:gridSpan w:val="4"/>
             <w:vAlign w:val="center"/>
           </w:tcPr>
           <w:p>
@@ -8981,8 +7841,8 @@
         </w:tc>
         <w:tc>
           <w:tcPr>
-            <w:tcW w:w="2139" w:type="dxa"/>
-            <w:gridSpan w:val="3"/>
+            <w:tcW w:w="2121" w:type="dxa"/>
+            <w:gridSpan w:val="2"/>
             <w:vAlign w:val="center"/>
           </w:tcPr>
           <w:p>
@@ -9137,7 +7997,7 @@
         </w:trPr>
         <w:tc>
           <w:tcPr>
-            <w:tcW w:w="693" w:type="dxa"/>
+            <w:tcW w:w="683" w:type="dxa"/>
             <w:vAlign w:val="center"/>
           </w:tcPr>
           <w:p>
@@ -9169,8 +8029,8 @@
         </w:tc>
         <w:tc>
           <w:tcPr>
-            <w:tcW w:w="3120" w:type="dxa"/>
-            <w:gridSpan w:val="8"/>
+            <w:tcW w:w="3167" w:type="dxa"/>
+            <w:gridSpan w:val="6"/>
             <w:vAlign w:val="center"/>
           </w:tcPr>
           <w:p>
@@ -9226,8 +8086,8 @@
         </w:tc>
         <w:tc>
           <w:tcPr>
-            <w:tcW w:w="2407" w:type="dxa"/>
-            <w:gridSpan w:val="5"/>
+            <w:tcW w:w="2388" w:type="dxa"/>
+            <w:gridSpan w:val="4"/>
             <w:vAlign w:val="center"/>
           </w:tcPr>
           <w:p>
@@ -9374,8 +8234,8 @@
         </w:tc>
         <w:tc>
           <w:tcPr>
-            <w:tcW w:w="2139" w:type="dxa"/>
-            <w:gridSpan w:val="3"/>
+            <w:tcW w:w="2121" w:type="dxa"/>
+            <w:gridSpan w:val="2"/>
             <w:vAlign w:val="center"/>
           </w:tcPr>
           <w:p>
@@ -9568,7 +8428,7 @@
         </w:trPr>
         <w:tc>
           <w:tcPr>
-            <w:tcW w:w="693" w:type="dxa"/>
+            <w:tcW w:w="683" w:type="dxa"/>
             <w:tcBorders>
               <w:bottom w:val="single" w:color="000000" w:sz="4" w:space="0"/>
             </w:tcBorders>
@@ -9603,8 +8463,8 @@
         </w:tc>
         <w:tc>
           <w:tcPr>
-            <w:tcW w:w="3120" w:type="dxa"/>
-            <w:gridSpan w:val="8"/>
+            <w:tcW w:w="3167" w:type="dxa"/>
+            <w:gridSpan w:val="6"/>
             <w:tcBorders>
               <w:bottom w:val="single" w:color="000000" w:sz="4" w:space="0"/>
             </w:tcBorders>
@@ -9663,8 +8523,8 @@
         </w:tc>
         <w:tc>
           <w:tcPr>
-            <w:tcW w:w="2407" w:type="dxa"/>
-            <w:gridSpan w:val="5"/>
+            <w:tcW w:w="2388" w:type="dxa"/>
+            <w:gridSpan w:val="4"/>
             <w:tcBorders>
               <w:bottom w:val="single" w:color="000000" w:sz="4" w:space="0"/>
             </w:tcBorders>
@@ -9814,8 +8674,8 @@
         </w:tc>
         <w:tc>
           <w:tcPr>
-            <w:tcW w:w="2139" w:type="dxa"/>
-            <w:gridSpan w:val="3"/>
+            <w:tcW w:w="2121" w:type="dxa"/>
+            <w:gridSpan w:val="2"/>
             <w:vAlign w:val="center"/>
           </w:tcPr>
           <w:p>
@@ -9971,7 +8831,7 @@
         <w:tc>
           <w:tcPr>
             <w:tcW w:w="8359" w:type="dxa"/>
-            <w:gridSpan w:val="17"/>
+            <w:gridSpan w:val="13"/>
             <w:tcBorders>
               <w:top w:val="single" w:color="000000" w:sz="4" w:space="0"/>
             </w:tcBorders>
@@ -10059,18 +8919,54 @@
                 <w:rFonts w:hint="eastAsia" w:ascii="仿宋" w:hAnsi="仿宋" w:eastAsia="仿宋"/>
                 <w:smallCaps/>
                 <w:szCs w:val="21"/>
-              </w:rPr>
-            </w:pPr>
-          </w:p>
-          <w:p>
-            <w:pPr>
-              <w:ind w:firstLine="420" w:firstLineChars="200"/>
+                <w:lang w:eastAsia="zh-CN"/>
+              </w:rPr>
+            </w:pPr>
+            <w:r>
               <w:rPr>
                 <w:rFonts w:hint="eastAsia" w:ascii="仿宋" w:hAnsi="仿宋" w:eastAsia="仿宋"/>
                 <w:smallCaps/>
                 <w:szCs w:val="21"/>
-              </w:rPr>
-            </w:pPr>
+                <w:lang w:eastAsia="zh-CN"/>
+              </w:rPr>
+              <w:drawing>
+                <wp:inline distT="0" distB="0" distL="114300" distR="114300">
+                  <wp:extent cx="4089400" cy="448310"/>
+                  <wp:effectExtent l="0" t="0" r="0" b="8890"/>
+                  <wp:docPr id="1" name="图片 1" descr="我们"/>
+                  <wp:cNvGraphicFramePr>
+                    <a:graphicFrameLocks xmlns:a="http://schemas.openxmlformats.org/drawingml/2006/main" noChangeAspect="1"/>
+                  </wp:cNvGraphicFramePr>
+                  <a:graphic xmlns:a="http://schemas.openxmlformats.org/drawingml/2006/main">
+                    <a:graphicData uri="http://schemas.openxmlformats.org/drawingml/2006/picture">
+                      <pic:pic xmlns:pic="http://schemas.openxmlformats.org/drawingml/2006/picture">
+                        <pic:nvPicPr>
+                          <pic:cNvPr id="1" name="图片 1" descr="我们"/>
+                          <pic:cNvPicPr>
+                            <a:picLocks noChangeAspect="1"/>
+                          </pic:cNvPicPr>
+                        </pic:nvPicPr>
+                        <pic:blipFill>
+                          <a:blip r:embed="rId4"/>
+                          <a:stretch>
+                            <a:fillRect/>
+                          </a:stretch>
+                        </pic:blipFill>
+                        <pic:spPr>
+                          <a:xfrm>
+                            <a:off x="0" y="0"/>
+                            <a:ext cx="4089400" cy="448310"/>
+                          </a:xfrm>
+                          <a:prstGeom prst="rect">
+                            <a:avLst/>
+                          </a:prstGeom>
+                        </pic:spPr>
+                      </pic:pic>
+                    </a:graphicData>
+                  </a:graphic>
+                </wp:inline>
+              </w:drawing>
+            </w:r>
           </w:p>
           <w:p>
             <w:pPr>
@@ -10096,11 +8992,12 @@
             </w:r>
             <w:r>
               <w:rPr>
-                <w:rFonts w:ascii="仿宋" w:hAnsi="仿宋" w:eastAsia="仿宋"/>
+                <w:rFonts w:hint="eastAsia" w:ascii="仿宋" w:hAnsi="仿宋" w:eastAsia="仿宋"/>
                 <w:smallCaps/>
                 <w:szCs w:val="21"/>
-              </w:rPr>
-              <w:t xml:space="preserve">    </w:t>
+                <w:lang w:val="en-US" w:eastAsia="zh-CN"/>
+              </w:rPr>
+              <w:t>2026</w:t>
             </w:r>
             <w:r>
               <w:rPr>
@@ -10112,27 +9009,55 @@
             </w:r>
             <w:r>
               <w:rPr>
-                <w:rFonts w:ascii="仿宋" w:hAnsi="仿宋" w:eastAsia="仿宋"/>
+                <w:rFonts w:hint="eastAsia" w:ascii="仿宋" w:hAnsi="仿宋" w:eastAsia="仿宋"/>
                 <w:smallCaps/>
                 <w:szCs w:val="21"/>
-              </w:rPr>
-              <w:t xml:space="preserve">   </w:t>
-            </w:r>
-            <w:r>
-              <w:rPr>
-                <w:rFonts w:hint="eastAsia" w:ascii="仿宋" w:hAnsi="仿宋" w:eastAsia="仿宋"/>
+                <w:lang w:val="en-US" w:eastAsia="zh-CN"/>
+              </w:rPr>
+              <w:t>5</w:t>
+            </w:r>
+            <w:r>
+              <w:rPr>
+                <w:rFonts w:ascii="仿宋" w:hAnsi="仿宋" w:eastAsia="仿宋"/>
                 <w:smallCaps/>
                 <w:szCs w:val="21"/>
               </w:rPr>
-              <w:t xml:space="preserve">月 </w:t>
-            </w:r>
-            <w:r>
-              <w:rPr>
-                <w:rFonts w:ascii="仿宋" w:hAnsi="仿宋" w:eastAsia="仿宋"/>
+              <w:t xml:space="preserve"> </w:t>
+            </w:r>
+            <w:r>
+              <w:rPr>
+                <w:rFonts w:hint="eastAsia" w:ascii="仿宋" w:hAnsi="仿宋" w:eastAsia="仿宋"/>
                 <w:smallCaps/>
                 <w:szCs w:val="21"/>
               </w:rPr>
-              <w:t xml:space="preserve">    </w:t>
+              <w:t xml:space="preserve">月 </w:t>
+            </w:r>
+            <w:r>
+              <w:rPr>
+                <w:rFonts w:ascii="仿宋" w:hAnsi="仿宋" w:eastAsia="仿宋"/>
+                <w:smallCaps/>
+                <w:szCs w:val="21"/>
+              </w:rPr>
+              <w:t xml:space="preserve"> </w:t>
+            </w:r>
+            <w:r>
+              <w:rPr>
+                <w:rFonts w:hint="eastAsia" w:ascii="仿宋" w:hAnsi="仿宋" w:eastAsia="仿宋"/>
+                <w:smallCaps/>
+                <w:szCs w:val="21"/>
+                <w:lang w:val="en-US" w:eastAsia="zh-CN"/>
+              </w:rPr>
+              <w:t>11</w:t>
+            </w:r>
+            <w:bookmarkStart w:id="1" w:name="_GoBack"/>
+            <w:bookmarkEnd w:id="1"/>
+            <w:r>
+              <w:rPr>
+                <w:rFonts w:ascii="仿宋" w:hAnsi="仿宋" w:eastAsia="仿宋"/>
+                <w:smallCaps/>
+                <w:szCs w:val="21"/>
+              </w:rPr>
+              <w:t xml:space="preserve"> </w:t>
             </w:r>
             <w:r>
               <w:rPr>
@@ -10177,7 +9102,7 @@
         <w:pStyle w:val="12"/>
         <w:numPr>
           <w:ilvl w:val="0"/>
-          <w:numId w:val="2"/>
+          <w:numId w:val="3"/>
         </w:numPr>
         <w:ind w:firstLineChars="0"/>
         <w:rPr>
@@ -10288,7 +9213,7 @@
         <w:pStyle w:val="12"/>
         <w:numPr>
           <w:ilvl w:val="0"/>
-          <w:numId w:val="2"/>
+          <w:numId w:val="3"/>
         </w:numPr>
         <w:ind w:firstLineChars="0"/>
         <w:rPr>
@@ -10319,7 +9244,7 @@
         <w:pStyle w:val="12"/>
         <w:numPr>
           <w:ilvl w:val="0"/>
-          <w:numId w:val="2"/>
+          <w:numId w:val="3"/>
         </w:numPr>
         <w:ind w:firstLineChars="0"/>
         <w:rPr>
@@ -10350,7 +9275,7 @@
         <w:pStyle w:val="12"/>
         <w:numPr>
           <w:ilvl w:val="0"/>
-          <w:numId w:val="2"/>
+          <w:numId w:val="3"/>
         </w:numPr>
         <w:ind w:firstLineChars="0"/>
         <w:rPr>
@@ -10381,7 +9306,7 @@
         <w:pStyle w:val="12"/>
         <w:numPr>
           <w:ilvl w:val="0"/>
-          <w:numId w:val="2"/>
+          <w:numId w:val="3"/>
         </w:numPr>
         <w:ind w:firstLineChars="0"/>
         <w:rPr>
@@ -10512,7 +9437,7 @@
         <w:pStyle w:val="12"/>
         <w:numPr>
           <w:ilvl w:val="0"/>
-          <w:numId w:val="2"/>
+          <w:numId w:val="3"/>
         </w:numPr>
         <w:ind w:firstLineChars="0"/>
         <w:rPr>
@@ -11108,6 +10033,18 @@
 <file path=word/numbering.xml><?xml version="1.0" encoding="utf-8"?>
 <w:numbering xmlns:wpc="http://schemas.microsoft.com/office/word/2010/wordprocessingCanvas" xmlns:mc="http://schemas.openxmlformats.org/markup-compatibility/2006" xmlns:o="urn:schemas-microsoft-com:office:office" xmlns:r="http://schemas.openxmlformats.org/officeDocument/2006/relationships" xmlns:m="http://schemas.openxmlformats.org/officeDocument/2006/math" xmlns:v="urn:schemas-microsoft-com:vml" xmlns:wp14="http://schemas.microsoft.com/office/word/2010/wordprocessingDrawing" xmlns:wp="http://schemas.openxmlformats.org/drawingml/2006/wordprocessingDrawing" xmlns:w10="urn:schemas-microsoft-com:office:word" xmlns:w="http://schemas.openxmlformats.org/wordprocessingml/2006/main" xmlns:w14="http://schemas.microsoft.com/office/word/2010/wordml" xmlns:wpg="http://schemas.microsoft.com/office/word/2010/wordprocessingGroup" xmlns:wpi="http://schemas.microsoft.com/office/word/2010/wordprocessingInk" xmlns:wne="http://schemas.microsoft.com/office/word/2006/wordml" xmlns:wps="http://schemas.microsoft.com/office/word/2010/wordprocessingShape" xmlns:wpsCustomData="http://www.wps.cn/officeDocument/2013/wpsCustomData" mc:Ignorable="w14 wp14">
   <w:abstractNum w:abstractNumId="0">
+    <w:nsid w:val="D37AC201"/>
+    <w:multiLevelType w:val="singleLevel"/>
+    <w:tmpl w:val="D37AC201"/>
+    <w:lvl w:ilvl="0" w:tentative="0">
+      <w:start w:val="1"/>
+      <w:numFmt w:val="decimal"/>
+      <w:suff w:val="nothing"/>
+      <w:lvlText w:val="%1）"/>
+      <w:lvlJc w:val="left"/>
+    </w:lvl>
+  </w:abstractNum>
+  <w:abstractNum w:abstractNumId="1">
     <w:nsid w:val="11F93A7A"/>
     <w:multiLevelType w:val="multilevel"/>
     <w:tmpl w:val="11F93A7A"/>
@@ -11196,7 +10133,7 @@
       </w:pPr>
     </w:lvl>
   </w:abstractNum>
-  <w:abstractNum w:abstractNumId="1">
+  <w:abstractNum w:abstractNumId="2">
     <w:nsid w:val="3209352C"/>
     <w:multiLevelType w:val="multilevel"/>
     <w:tmpl w:val="3209352C"/>
@@ -11287,10 +10224,13 @@
     </w:lvl>
   </w:abstractNum>
   <w:num w:numId="1">
-    <w:abstractNumId w:val="1"/>
+    <w:abstractNumId w:val="2"/>
   </w:num>
   <w:num w:numId="2">
     <w:abstractNumId w:val="0"/>
+  </w:num>
+  <w:num w:numId="3">
+    <w:abstractNumId w:val="1"/>
   </w:num>
 </w:numbering>
 </file>
@@ -11409,7 +10349,7 @@
     <w:lsdException w:uiPriority="99" w:name="HTML Sample"/>
     <w:lsdException w:uiPriority="99" w:name="HTML Typewriter"/>
     <w:lsdException w:uiPriority="99" w:name="HTML Variable"/>
-    <w:lsdException w:uiPriority="99" w:name="Normal Table"/>
+    <w:lsdException w:qFormat="1" w:uiPriority="99" w:name="Normal Table"/>
     <w:lsdException w:uiPriority="99" w:name="annotation subject"/>
     <w:lsdException w:uiPriority="99" w:name="Table Simple 1"/>
     <w:lsdException w:uiPriority="99" w:name="Table Simple 2"/>
@@ -11610,6 +10550,7 @@
     <w:name w:val="Normal Table"/>
     <w:semiHidden/>
     <w:unhideWhenUsed/>
+    <w:qFormat/>
     <w:uiPriority w:val="99"/>
     <w:tblPr>
       <w:tblCellMar>
